--- a/experiments/report_machine/office/output/锦江酒店/20260729_锦江酒店_midday.docx
+++ b/experiments/report_machine/office/output/锦江酒店/20260729_锦江酒店_midday.docx
@@ -24,7 +24,49 @@
         <w:rPr>
           <w:rFonts w:ascii="Microsoft YaHei" w:hAnsi="Microsoft YaHei"/>
         </w:rPr>
-        <w:t>&gt; 数据截至：2026年7月29日 11:30</w:t>
+        <w:t xml:space="preserve">&gt; </w:t>
+      </w:r>
+      <w:r>
+        <w:rPr>
+          <w:rFonts w:ascii="Microsoft YaHei" w:hAnsi="Microsoft YaHei"/>
+          <w:b/>
+          <w:color w:val="1A1A1A"/>
+        </w:rPr>
+        <w:t>数据截止时间</w:t>
+      </w:r>
+      <w:r>
+        <w:rPr>
+          <w:rFonts w:ascii="Microsoft YaHei" w:hAnsi="Microsoft YaHei"/>
+        </w:rPr>
+        <w:t xml:space="preserve">：今日 11:30 收盘 | </w:t>
+      </w:r>
+      <w:r>
+        <w:rPr>
+          <w:rFonts w:ascii="Microsoft YaHei" w:hAnsi="Microsoft YaHei"/>
+          <w:b/>
+          <w:color w:val="1A1A1A"/>
+        </w:rPr>
+        <w:t>当前价</w:t>
+      </w:r>
+      <w:r>
+        <w:rPr>
+          <w:rFonts w:ascii="Microsoft YaHei" w:hAnsi="Microsoft YaHei"/>
+        </w:rPr>
+        <w:t>：</w:t>
+      </w:r>
+      <w:r>
+        <w:rPr>
+          <w:rFonts w:ascii="Microsoft YaHei" w:hAnsi="Microsoft YaHei"/>
+          <w:b/>
+          <w:color w:val="1A1A1A"/>
+        </w:rPr>
+        <w:t>18.33 元</w:t>
+      </w:r>
+      <w:r>
+        <w:rPr>
+          <w:rFonts w:ascii="Microsoft YaHei" w:hAnsi="Microsoft YaHei"/>
+        </w:rPr>
+        <w:t>（+3.15%）</w:t>
       </w:r>
     </w:p>
     <w:p>
@@ -57,7 +99,7 @@
         <w:rPr>
           <w:rFonts w:ascii="Microsoft YaHei" w:hAnsi="Microsoft YaHei"/>
         </w:rPr>
-        <w:t>今日全市场情绪偏暖，</w:t>
+        <w:t xml:space="preserve">今日全市场情绪高涨，市场热度达 </w:t>
       </w:r>
       <w:r>
         <w:rPr>
@@ -65,13 +107,13 @@
           <w:b/>
           <w:color w:val="1A1A1A"/>
         </w:rPr>
-        <w:t>上涨占比79%</w:t>
+        <w:t>68（高）</w:t>
       </w:r>
       <w:r>
         <w:rPr>
           <w:rFonts w:ascii="Microsoft YaHei" w:hAnsi="Microsoft YaHei"/>
         </w:rPr>
-        <w:t xml:space="preserve">，涨停58只/跌停19只，市场人气较好。全市场成交额 </w:t>
+        <w:t xml:space="preserve">。成交额放大至 </w:t>
       </w:r>
       <w:r>
         <w:rPr>
@@ -79,13 +121,13 @@
           <w:b/>
           <w:color w:val="1A1A1A"/>
         </w:rPr>
-        <w:t>1.46万亿元（+1549亿元）</w:t>
+        <w:t>2.06 万亿（+2960 亿）</w:t>
       </w:r>
       <w:r>
         <w:rPr>
           <w:rFonts w:ascii="Microsoft YaHei" w:hAnsi="Microsoft YaHei"/>
         </w:rPr>
-        <w:t xml:space="preserve">，量能环比明显放大，增量资金入场迹象显著。在此氛围下，锦江酒店走出强势行情，盘中最高触及 </w:t>
+        <w:t xml:space="preserve">，上涨占比 </w:t>
       </w:r>
       <w:r>
         <w:rPr>
@@ -93,13 +135,13 @@
           <w:b/>
           <w:color w:val="1A1A1A"/>
         </w:rPr>
-        <w:t>18.58元</w:t>
+        <w:t>83.00%</w:t>
       </w:r>
       <w:r>
         <w:rPr>
           <w:rFonts w:ascii="Microsoft YaHei" w:hAnsi="Microsoft YaHei"/>
         </w:rPr>
-        <w:t xml:space="preserve">，午间收报 </w:t>
+        <w:t xml:space="preserve">，赚钱效应 </w:t>
       </w:r>
       <w:r>
         <w:rPr>
@@ -107,13 +149,13 @@
           <w:b/>
           <w:color w:val="1A1A1A"/>
         </w:rPr>
-        <w:t>18.33元</w:t>
+        <w:t>51%</w:t>
       </w:r>
       <w:r>
         <w:rPr>
           <w:rFonts w:ascii="Microsoft YaHei" w:hAnsi="Microsoft YaHei"/>
         </w:rPr>
-        <w:t xml:space="preserve">，涨幅 </w:t>
+        <w:t xml:space="preserve">。涨跌分布呈现普涨格局，上涨 </w:t>
       </w:r>
       <w:r>
         <w:rPr>
@@ -121,13 +163,69 @@
           <w:b/>
           <w:color w:val="1A1A1A"/>
         </w:rPr>
-        <w:t>+3.15%</w:t>
+        <w:t>4,103 家</w:t>
       </w:r>
       <w:r>
         <w:rPr>
           <w:rFonts w:ascii="Microsoft YaHei" w:hAnsi="Microsoft YaHei"/>
         </w:rPr>
-        <w:t>，跑赢绝大多数板块指数。</w:t>
+        <w:t xml:space="preserve"> vs 下跌 </w:t>
+      </w:r>
+      <w:r>
+        <w:rPr>
+          <w:rFonts w:ascii="Microsoft YaHei" w:hAnsi="Microsoft YaHei"/>
+          <w:b/>
+          <w:color w:val="1A1A1A"/>
+        </w:rPr>
+        <w:t>1,360 家</w:t>
+      </w:r>
+      <w:r>
+        <w:rPr>
+          <w:rFonts w:ascii="Microsoft YaHei" w:hAnsi="Microsoft YaHei"/>
+        </w:rPr>
+        <w:t xml:space="preserve">，涨停 </w:t>
+      </w:r>
+      <w:r>
+        <w:rPr>
+          <w:rFonts w:ascii="Microsoft YaHei" w:hAnsi="Microsoft YaHei"/>
+          <w:b/>
+          <w:color w:val="1A1A1A"/>
+        </w:rPr>
+        <w:t>76 家</w:t>
+      </w:r>
+      <w:r>
+        <w:rPr>
+          <w:rFonts w:ascii="Microsoft YaHei" w:hAnsi="Microsoft YaHei"/>
+        </w:rPr>
+        <w:t xml:space="preserve">，跌停仅 </w:t>
+      </w:r>
+      <w:r>
+        <w:rPr>
+          <w:rFonts w:ascii="Microsoft YaHei" w:hAnsi="Microsoft YaHei"/>
+          <w:b/>
+          <w:color w:val="1A1A1A"/>
+        </w:rPr>
+        <w:t>9 家</w:t>
+      </w:r>
+      <w:r>
+        <w:rPr>
+          <w:rFonts w:ascii="Microsoft YaHei" w:hAnsi="Microsoft YaHei"/>
+        </w:rPr>
+        <w:t xml:space="preserve">。涨幅集中在 </w:t>
+      </w:r>
+      <w:r>
+        <w:rPr>
+          <w:rFonts w:ascii="Microsoft YaHei" w:hAnsi="Microsoft YaHei"/>
+          <w:b/>
+          <w:color w:val="1A1A1A"/>
+        </w:rPr>
+        <w:t>2%~3%</w:t>
+      </w:r>
+      <w:r>
+        <w:rPr>
+          <w:rFonts w:ascii="Microsoft YaHei" w:hAnsi="Microsoft YaHei"/>
+        </w:rPr>
+        <w:t xml:space="preserve"> 区间，市场人气旺盛，为个股走强提供了良好的大盘环境。</w:t>
       </w:r>
     </w:p>
     <w:p>
@@ -155,6 +253,20 @@
         <w:t>个股分析</w:t>
       </w:r>
     </w:p>
+    <w:p>
+      <w:pPr>
+        <w:spacing w:before="280" w:after="80" w:line="312" w:lineRule="auto"/>
+      </w:pPr>
+      <w:r>
+        <w:rPr>
+          <w:rFonts w:ascii="Microsoft YaHei" w:hAnsi="Microsoft YaHei"/>
+          <w:b/>
+          <w:color w:val="333333"/>
+          <w:sz w:val="24"/>
+        </w:rPr>
+        <w:t>核心数据一览</w:t>
+      </w:r>
+    </w:p>
     <w:tbl>
       <w:tblPr>
         <w:tblStyle w:val="TableGrid"/>
@@ -164,13 +276,15 @@
         <w:tblLook w:firstColumn="1" w:firstRow="1" w:lastColumn="0" w:lastRow="0" w:noHBand="0" w:noVBand="1" w:val="04A0"/>
       </w:tblPr>
       <w:tblGrid>
-        <w:gridCol w:w="4533"/>
-        <w:gridCol w:w="4533"/>
+        <w:gridCol w:w="2266"/>
+        <w:gridCol w:w="2266"/>
+        <w:gridCol w:w="2266"/>
+        <w:gridCol w:w="2266"/>
       </w:tblGrid>
       <w:tr>
         <w:tc>
           <w:tcPr>
-            <w:tcW w:type="dxa" w:w="4533"/>
+            <w:tcW w:type="dxa" w:w="2266"/>
             <w:shd w:fill="F6F8FA" w:val="clear"/>
           </w:tcPr>
           <w:p>
@@ -191,7 +305,7 @@
         </w:tc>
         <w:tc>
           <w:tcPr>
-            <w:tcW w:type="dxa" w:w="4533"/>
+            <w:tcW w:type="dxa" w:w="2266"/>
             <w:shd w:fill="F6F8FA" w:val="clear"/>
           </w:tcPr>
           <w:p>
@@ -206,33 +320,14 @@
                 <w:color w:val="1A1A1A"/>
                 <w:sz w:val="18"/>
               </w:rPr>
-              <w:t>数值</w:t>
-            </w:r>
-          </w:p>
-        </w:tc>
-      </w:tr>
-      <w:tr>
-        <w:tc>
-          <w:tcPr>
-            <w:tcW w:type="dxa" w:w="4533"/>
-          </w:tcPr>
-          <w:p>
-            <w:pPr>
-              <w:spacing w:before="40" w:after="40" w:line="288" w:lineRule="auto"/>
-            </w:pPr>
-            <w:r/>
-            <w:r>
-              <w:rPr>
-                <w:rFonts w:ascii="Microsoft YaHei" w:hAnsi="Microsoft YaHei"/>
-                <w:sz w:val="18"/>
-              </w:rPr>
-              <w:t>当前价</w:t>
+              <w:t>今日午间数据</w:t>
             </w:r>
           </w:p>
         </w:tc>
         <w:tc>
           <w:tcPr>
-            <w:tcW w:type="dxa" w:w="4533"/>
+            <w:tcW w:type="dxa" w:w="2266"/>
+            <w:shd w:fill="F6F8FA" w:val="clear"/>
           </w:tcPr>
           <w:p>
             <w:pPr>
@@ -246,7 +341,28 @@
                 <w:color w:val="1A1A1A"/>
                 <w:sz w:val="18"/>
               </w:rPr>
-              <w:t>18.33元</w:t>
+              <w:t>昨日日终数据</w:t>
+            </w:r>
+          </w:p>
+        </w:tc>
+        <w:tc>
+          <w:tcPr>
+            <w:tcW w:type="dxa" w:w="2266"/>
+            <w:shd w:fill="F6F8FA" w:val="clear"/>
+          </w:tcPr>
+          <w:p>
+            <w:pPr>
+              <w:spacing w:before="40" w:after="40" w:line="288" w:lineRule="auto"/>
+            </w:pPr>
+            <w:r/>
+            <w:r>
+              <w:rPr>
+                <w:rFonts w:ascii="Microsoft YaHei" w:hAnsi="Microsoft YaHei"/>
+                <w:b/>
+                <w:color w:val="1A1A1A"/>
+                <w:sz w:val="18"/>
+              </w:rPr>
+              <w:t>变动</w:t>
             </w:r>
           </w:p>
         </w:tc>
@@ -254,8 +370,7 @@
       <w:tr>
         <w:tc>
           <w:tcPr>
-            <w:tcW w:type="dxa" w:w="4533"/>
-            <w:shd w:fill="F8F9FA" w:val="clear"/>
+            <w:tcW w:type="dxa" w:w="2266"/>
           </w:tcPr>
           <w:p>
             <w:pPr>
@@ -267,14 +382,51 @@
                 <w:rFonts w:ascii="Microsoft YaHei" w:hAnsi="Microsoft YaHei"/>
                 <w:sz w:val="18"/>
               </w:rPr>
-              <w:t>涨跌幅</w:t>
+              <w:t>收盘价</w:t>
             </w:r>
           </w:p>
         </w:tc>
         <w:tc>
           <w:tcPr>
-            <w:tcW w:type="dxa" w:w="4533"/>
-            <w:shd w:fill="F8F9FA" w:val="clear"/>
+            <w:tcW w:type="dxa" w:w="2266"/>
+          </w:tcPr>
+          <w:p>
+            <w:pPr>
+              <w:spacing w:before="40" w:after="40" w:line="288" w:lineRule="auto"/>
+            </w:pPr>
+            <w:r/>
+            <w:r>
+              <w:rPr>
+                <w:rFonts w:ascii="Microsoft YaHei" w:hAnsi="Microsoft YaHei"/>
+                <w:b/>
+                <w:color w:val="1A1A1A"/>
+                <w:sz w:val="18"/>
+              </w:rPr>
+              <w:t>18.33 元</w:t>
+            </w:r>
+          </w:p>
+        </w:tc>
+        <w:tc>
+          <w:tcPr>
+            <w:tcW w:type="dxa" w:w="2266"/>
+          </w:tcPr>
+          <w:p>
+            <w:pPr>
+              <w:spacing w:before="40" w:after="40" w:line="288" w:lineRule="auto"/>
+            </w:pPr>
+            <w:r/>
+            <w:r>
+              <w:rPr>
+                <w:rFonts w:ascii="Microsoft YaHei" w:hAnsi="Microsoft YaHei"/>
+                <w:sz w:val="18"/>
+              </w:rPr>
+              <w:t>17.77 元</w:t>
+            </w:r>
+          </w:p>
+        </w:tc>
+        <w:tc>
+          <w:tcPr>
+            <w:tcW w:type="dxa" w:w="2266"/>
           </w:tcPr>
           <w:p>
             <w:pPr>
@@ -296,7 +448,8 @@
       <w:tr>
         <w:tc>
           <w:tcPr>
-            <w:tcW w:type="dxa" w:w="4533"/>
+            <w:tcW w:type="dxa" w:w="2266"/>
+            <w:shd w:fill="F8F9FA" w:val="clear"/>
           </w:tcPr>
           <w:p>
             <w:pPr>
@@ -308,13 +461,35 @@
                 <w:rFonts w:ascii="Microsoft YaHei" w:hAnsi="Microsoft YaHei"/>
                 <w:sz w:val="18"/>
               </w:rPr>
-              <w:t>开盘/最高/最低</w:t>
+              <w:t>成交量（手）</w:t>
             </w:r>
           </w:p>
         </w:tc>
         <w:tc>
           <w:tcPr>
-            <w:tcW w:type="dxa" w:w="4533"/>
+            <w:tcW w:type="dxa" w:w="2266"/>
+            <w:shd w:fill="F8F9FA" w:val="clear"/>
+          </w:tcPr>
+          <w:p>
+            <w:pPr>
+              <w:spacing w:before="40" w:after="40" w:line="288" w:lineRule="auto"/>
+            </w:pPr>
+            <w:r/>
+            <w:r>
+              <w:rPr>
+                <w:rFonts w:ascii="Microsoft YaHei" w:hAnsi="Microsoft YaHei"/>
+                <w:b/>
+                <w:color w:val="1A1A1A"/>
+                <w:sz w:val="18"/>
+              </w:rPr>
+              <w:t>206,206</w:t>
+            </w:r>
+          </w:p>
+        </w:tc>
+        <w:tc>
+          <w:tcPr>
+            <w:tcW w:type="dxa" w:w="2266"/>
+            <w:shd w:fill="F8F9FA" w:val="clear"/>
           </w:tcPr>
           <w:p>
             <w:pPr>
@@ -326,7 +501,26 @@
                 <w:rFonts w:ascii="Microsoft YaHei" w:hAnsi="Microsoft YaHei"/>
                 <w:sz w:val="18"/>
               </w:rPr>
-              <w:t>17.80 / 18.58 / 17.72</w:t>
+              <w:t>—</w:t>
+            </w:r>
+          </w:p>
+        </w:tc>
+        <w:tc>
+          <w:tcPr>
+            <w:tcW w:type="dxa" w:w="2266"/>
+            <w:shd w:fill="F8F9FA" w:val="clear"/>
+          </w:tcPr>
+          <w:p>
+            <w:pPr>
+              <w:spacing w:before="40" w:after="40" w:line="288" w:lineRule="auto"/>
+            </w:pPr>
+            <w:r/>
+            <w:r>
+              <w:rPr>
+                <w:rFonts w:ascii="Microsoft YaHei" w:hAnsi="Microsoft YaHei"/>
+                <w:sz w:val="18"/>
+              </w:rPr>
+              <w:t>放量</w:t>
             </w:r>
           </w:p>
         </w:tc>
@@ -334,7 +528,241 @@
       <w:tr>
         <w:tc>
           <w:tcPr>
-            <w:tcW w:type="dxa" w:w="4533"/>
+            <w:tcW w:type="dxa" w:w="2266"/>
+          </w:tcPr>
+          <w:p>
+            <w:pPr>
+              <w:spacing w:before="40" w:after="40" w:line="288" w:lineRule="auto"/>
+            </w:pPr>
+            <w:r/>
+            <w:r>
+              <w:rPr>
+                <w:rFonts w:ascii="Microsoft YaHei" w:hAnsi="Microsoft YaHei"/>
+                <w:sz w:val="18"/>
+              </w:rPr>
+              <w:t>成交额（万元）</w:t>
+            </w:r>
+          </w:p>
+        </w:tc>
+        <w:tc>
+          <w:tcPr>
+            <w:tcW w:type="dxa" w:w="2266"/>
+          </w:tcPr>
+          <w:p>
+            <w:pPr>
+              <w:spacing w:before="40" w:after="40" w:line="288" w:lineRule="auto"/>
+            </w:pPr>
+            <w:r/>
+            <w:r>
+              <w:rPr>
+                <w:rFonts w:ascii="Microsoft YaHei" w:hAnsi="Microsoft YaHei"/>
+                <w:b/>
+                <w:color w:val="1A1A1A"/>
+                <w:sz w:val="18"/>
+              </w:rPr>
+              <w:t>37,627</w:t>
+            </w:r>
+          </w:p>
+        </w:tc>
+        <w:tc>
+          <w:tcPr>
+            <w:tcW w:type="dxa" w:w="2266"/>
+          </w:tcPr>
+          <w:p>
+            <w:pPr>
+              <w:spacing w:before="40" w:after="40" w:line="288" w:lineRule="auto"/>
+            </w:pPr>
+            <w:r/>
+            <w:r>
+              <w:rPr>
+                <w:rFonts w:ascii="Microsoft YaHei" w:hAnsi="Microsoft YaHei"/>
+                <w:sz w:val="18"/>
+              </w:rPr>
+              <w:t>—</w:t>
+            </w:r>
+          </w:p>
+        </w:tc>
+        <w:tc>
+          <w:tcPr>
+            <w:tcW w:type="dxa" w:w="2266"/>
+          </w:tcPr>
+          <w:p>
+            <w:pPr>
+              <w:spacing w:before="40" w:after="40" w:line="288" w:lineRule="auto"/>
+            </w:pPr>
+            <w:r/>
+            <w:r>
+              <w:rPr>
+                <w:rFonts w:ascii="Microsoft YaHei" w:hAnsi="Microsoft YaHei"/>
+                <w:sz w:val="18"/>
+              </w:rPr>
+              <w:t>—</w:t>
+            </w:r>
+          </w:p>
+        </w:tc>
+      </w:tr>
+      <w:tr>
+        <w:tc>
+          <w:tcPr>
+            <w:tcW w:type="dxa" w:w="2266"/>
+            <w:shd w:fill="F8F9FA" w:val="clear"/>
+          </w:tcPr>
+          <w:p>
+            <w:pPr>
+              <w:spacing w:before="40" w:after="40" w:line="288" w:lineRule="auto"/>
+            </w:pPr>
+            <w:r/>
+            <w:r>
+              <w:rPr>
+                <w:rFonts w:ascii="Microsoft YaHei" w:hAnsi="Microsoft YaHei"/>
+                <w:sz w:val="18"/>
+              </w:rPr>
+              <w:t>换手率</w:t>
+            </w:r>
+          </w:p>
+        </w:tc>
+        <w:tc>
+          <w:tcPr>
+            <w:tcW w:type="dxa" w:w="2266"/>
+            <w:shd w:fill="F8F9FA" w:val="clear"/>
+          </w:tcPr>
+          <w:p>
+            <w:pPr>
+              <w:spacing w:before="40" w:after="40" w:line="288" w:lineRule="auto"/>
+            </w:pPr>
+            <w:r/>
+            <w:r>
+              <w:rPr>
+                <w:rFonts w:ascii="Microsoft YaHei" w:hAnsi="Microsoft YaHei"/>
+                <w:b/>
+                <w:color w:val="1A1A1A"/>
+                <w:sz w:val="18"/>
+              </w:rPr>
+              <w:t>2.28%</w:t>
+            </w:r>
+          </w:p>
+        </w:tc>
+        <w:tc>
+          <w:tcPr>
+            <w:tcW w:type="dxa" w:w="2266"/>
+            <w:shd w:fill="F8F9FA" w:val="clear"/>
+          </w:tcPr>
+          <w:p>
+            <w:pPr>
+              <w:spacing w:before="40" w:after="40" w:line="288" w:lineRule="auto"/>
+            </w:pPr>
+            <w:r/>
+            <w:r>
+              <w:rPr>
+                <w:rFonts w:ascii="Microsoft YaHei" w:hAnsi="Microsoft YaHei"/>
+                <w:sz w:val="18"/>
+              </w:rPr>
+              <w:t>1.98%</w:t>
+            </w:r>
+          </w:p>
+        </w:tc>
+        <w:tc>
+          <w:tcPr>
+            <w:tcW w:type="dxa" w:w="2266"/>
+            <w:shd w:fill="F8F9FA" w:val="clear"/>
+          </w:tcPr>
+          <w:p>
+            <w:pPr>
+              <w:spacing w:before="40" w:after="40" w:line="288" w:lineRule="auto"/>
+            </w:pPr>
+            <w:r/>
+            <w:r>
+              <w:rPr>
+                <w:rFonts w:ascii="Microsoft YaHei" w:hAnsi="Microsoft YaHei"/>
+                <w:b/>
+                <w:color w:val="1A1A1A"/>
+                <w:sz w:val="18"/>
+              </w:rPr>
+              <w:t>放量（1.15倍）</w:t>
+            </w:r>
+          </w:p>
+        </w:tc>
+      </w:tr>
+      <w:tr>
+        <w:tc>
+          <w:tcPr>
+            <w:tcW w:type="dxa" w:w="2266"/>
+          </w:tcPr>
+          <w:p>
+            <w:pPr>
+              <w:spacing w:before="40" w:after="40" w:line="288" w:lineRule="auto"/>
+            </w:pPr>
+            <w:r/>
+            <w:r>
+              <w:rPr>
+                <w:rFonts w:ascii="Microsoft YaHei" w:hAnsi="Microsoft YaHei"/>
+                <w:sz w:val="18"/>
+              </w:rPr>
+              <w:t>量比</w:t>
+            </w:r>
+          </w:p>
+        </w:tc>
+        <w:tc>
+          <w:tcPr>
+            <w:tcW w:type="dxa" w:w="2266"/>
+          </w:tcPr>
+          <w:p>
+            <w:pPr>
+              <w:spacing w:before="40" w:after="40" w:line="288" w:lineRule="auto"/>
+            </w:pPr>
+            <w:r/>
+            <w:r>
+              <w:rPr>
+                <w:rFonts w:ascii="Microsoft YaHei" w:hAnsi="Microsoft YaHei"/>
+                <w:b/>
+                <w:color w:val="1A1A1A"/>
+                <w:sz w:val="18"/>
+              </w:rPr>
+              <w:t>1.48</w:t>
+            </w:r>
+          </w:p>
+        </w:tc>
+        <w:tc>
+          <w:tcPr>
+            <w:tcW w:type="dxa" w:w="2266"/>
+          </w:tcPr>
+          <w:p>
+            <w:pPr>
+              <w:spacing w:before="40" w:after="40" w:line="288" w:lineRule="auto"/>
+            </w:pPr>
+            <w:r/>
+            <w:r>
+              <w:rPr>
+                <w:rFonts w:ascii="Microsoft YaHei" w:hAnsi="Microsoft YaHei"/>
+                <w:sz w:val="18"/>
+              </w:rPr>
+              <w:t>—</w:t>
+            </w:r>
+          </w:p>
+        </w:tc>
+        <w:tc>
+          <w:tcPr>
+            <w:tcW w:type="dxa" w:w="2266"/>
+          </w:tcPr>
+          <w:p>
+            <w:pPr>
+              <w:spacing w:before="40" w:after="40" w:line="288" w:lineRule="auto"/>
+            </w:pPr>
+            <w:r/>
+            <w:r>
+              <w:rPr>
+                <w:rFonts w:ascii="Microsoft YaHei" w:hAnsi="Microsoft YaHei"/>
+                <w:sz w:val="18"/>
+              </w:rPr>
+              <w:t>交投活跃</w:t>
+            </w:r>
+          </w:p>
+        </w:tc>
+      </w:tr>
+      <w:tr>
+        <w:tc>
+          <w:tcPr>
+            <w:tcW w:type="dxa" w:w="2266"/>
             <w:shd w:fill="F8F9FA" w:val="clear"/>
           </w:tcPr>
           <w:p>
@@ -353,7 +781,7 @@
         </w:tc>
         <w:tc>
           <w:tcPr>
-            <w:tcW w:type="dxa" w:w="4533"/>
+            <w:tcW w:type="dxa" w:w="2266"/>
             <w:shd w:fill="F8F9FA" w:val="clear"/>
           </w:tcPr>
           <w:p>
@@ -372,49 +800,9 @@
             </w:r>
           </w:p>
         </w:tc>
-      </w:tr>
-      <w:tr>
         <w:tc>
           <w:tcPr>
-            <w:tcW w:type="dxa" w:w="4533"/>
-          </w:tcPr>
-          <w:p>
-            <w:pPr>
-              <w:spacing w:before="40" w:after="40" w:line="288" w:lineRule="auto"/>
-            </w:pPr>
-            <w:r/>
-            <w:r>
-              <w:rPr>
-                <w:rFonts w:ascii="Microsoft YaHei" w:hAnsi="Microsoft YaHei"/>
-                <w:sz w:val="18"/>
-              </w:rPr>
-              <w:t>成交量（手）</w:t>
-            </w:r>
-          </w:p>
-        </w:tc>
-        <w:tc>
-          <w:tcPr>
-            <w:tcW w:type="dxa" w:w="4533"/>
-          </w:tcPr>
-          <w:p>
-            <w:pPr>
-              <w:spacing w:before="40" w:after="40" w:line="288" w:lineRule="auto"/>
-            </w:pPr>
-            <w:r/>
-            <w:r>
-              <w:rPr>
-                <w:rFonts w:ascii="Microsoft YaHei" w:hAnsi="Microsoft YaHei"/>
-                <w:sz w:val="18"/>
-              </w:rPr>
-              <w:t>206,206</w:t>
-            </w:r>
-          </w:p>
-        </w:tc>
-      </w:tr>
-      <w:tr>
-        <w:tc>
-          <w:tcPr>
-            <w:tcW w:type="dxa" w:w="4533"/>
+            <w:tcW w:type="dxa" w:w="2266"/>
             <w:shd w:fill="F8F9FA" w:val="clear"/>
           </w:tcPr>
           <w:p>
@@ -427,13 +815,13 @@
                 <w:rFonts w:ascii="Microsoft YaHei" w:hAnsi="Microsoft YaHei"/>
                 <w:sz w:val="18"/>
               </w:rPr>
-              <w:t>成交额（万元）</w:t>
+              <w:t>—</w:t>
             </w:r>
           </w:p>
         </w:tc>
         <w:tc>
           <w:tcPr>
-            <w:tcW w:type="dxa" w:w="4533"/>
+            <w:tcW w:type="dxa" w:w="2266"/>
             <w:shd w:fill="F8F9FA" w:val="clear"/>
           </w:tcPr>
           <w:p>
@@ -446,7 +834,7 @@
                 <w:rFonts w:ascii="Microsoft YaHei" w:hAnsi="Microsoft YaHei"/>
                 <w:sz w:val="18"/>
               </w:rPr>
-              <w:t>37,627</w:t>
+              <w:t>盘中波动较大</w:t>
             </w:r>
           </w:p>
         </w:tc>
@@ -454,128 +842,7 @@
       <w:tr>
         <w:tc>
           <w:tcPr>
-            <w:tcW w:type="dxa" w:w="4533"/>
-          </w:tcPr>
-          <w:p>
-            <w:pPr>
-              <w:spacing w:before="40" w:after="40" w:line="288" w:lineRule="auto"/>
-            </w:pPr>
-            <w:r/>
-            <w:r>
-              <w:rPr>
-                <w:rFonts w:ascii="Microsoft YaHei" w:hAnsi="Microsoft YaHei"/>
-                <w:sz w:val="18"/>
-              </w:rPr>
-              <w:t>换手率</w:t>
-            </w:r>
-          </w:p>
-        </w:tc>
-        <w:tc>
-          <w:tcPr>
-            <w:tcW w:type="dxa" w:w="4533"/>
-          </w:tcPr>
-          <w:p>
-            <w:pPr>
-              <w:spacing w:before="40" w:after="40" w:line="288" w:lineRule="auto"/>
-            </w:pPr>
-            <w:r/>
-            <w:r>
-              <w:rPr>
-                <w:rFonts w:ascii="Microsoft YaHei" w:hAnsi="Microsoft YaHei"/>
-                <w:b/>
-                <w:color w:val="1A1A1A"/>
-                <w:sz w:val="18"/>
-              </w:rPr>
-              <w:t>2.28%</w:t>
-            </w:r>
-          </w:p>
-        </w:tc>
-      </w:tr>
-      <w:tr>
-        <w:tc>
-          <w:tcPr>
-            <w:tcW w:type="dxa" w:w="4533"/>
-            <w:shd w:fill="F8F9FA" w:val="clear"/>
-          </w:tcPr>
-          <w:p>
-            <w:pPr>
-              <w:spacing w:before="40" w:after="40" w:line="288" w:lineRule="auto"/>
-            </w:pPr>
-            <w:r/>
-            <w:r>
-              <w:rPr>
-                <w:rFonts w:ascii="Microsoft YaHei" w:hAnsi="Microsoft YaHei"/>
-                <w:sz w:val="18"/>
-              </w:rPr>
-              <w:t>量比</w:t>
-            </w:r>
-          </w:p>
-        </w:tc>
-        <w:tc>
-          <w:tcPr>
-            <w:tcW w:type="dxa" w:w="4533"/>
-            <w:shd w:fill="F8F9FA" w:val="clear"/>
-          </w:tcPr>
-          <w:p>
-            <w:pPr>
-              <w:spacing w:before="40" w:after="40" w:line="288" w:lineRule="auto"/>
-            </w:pPr>
-            <w:r/>
-            <w:r>
-              <w:rPr>
-                <w:rFonts w:ascii="Microsoft YaHei" w:hAnsi="Microsoft YaHei"/>
-                <w:b/>
-                <w:color w:val="1A1A1A"/>
-                <w:sz w:val="18"/>
-              </w:rPr>
-              <w:t>1.48</w:t>
-            </w:r>
-          </w:p>
-        </w:tc>
-      </w:tr>
-      <w:tr>
-        <w:tc>
-          <w:tcPr>
-            <w:tcW w:type="dxa" w:w="4533"/>
-          </w:tcPr>
-          <w:p>
-            <w:pPr>
-              <w:spacing w:before="40" w:after="40" w:line="288" w:lineRule="auto"/>
-            </w:pPr>
-            <w:r/>
-            <w:r>
-              <w:rPr>
-                <w:rFonts w:ascii="Microsoft YaHei" w:hAnsi="Microsoft YaHei"/>
-                <w:sz w:val="18"/>
-              </w:rPr>
-              <w:t>均价</w:t>
-            </w:r>
-          </w:p>
-        </w:tc>
-        <w:tc>
-          <w:tcPr>
-            <w:tcW w:type="dxa" w:w="4533"/>
-          </w:tcPr>
-          <w:p>
-            <w:pPr>
-              <w:spacing w:before="40" w:after="40" w:line="288" w:lineRule="auto"/>
-            </w:pPr>
-            <w:r/>
-            <w:r>
-              <w:rPr>
-                <w:rFonts w:ascii="Microsoft YaHei" w:hAnsi="Microsoft YaHei"/>
-                <w:sz w:val="18"/>
-              </w:rPr>
-              <w:t>18.25元</w:t>
-            </w:r>
-          </w:p>
-        </w:tc>
-      </w:tr>
-      <w:tr>
-        <w:tc>
-          <w:tcPr>
-            <w:tcW w:type="dxa" w:w="4533"/>
-            <w:shd w:fill="F8F9FA" w:val="clear"/>
+            <w:tcW w:type="dxa" w:w="2266"/>
           </w:tcPr>
           <w:p>
             <w:pPr>
@@ -593,8 +860,27 @@
         </w:tc>
         <w:tc>
           <w:tcPr>
-            <w:tcW w:type="dxa" w:w="4533"/>
-            <w:shd w:fill="F8F9FA" w:val="clear"/>
+            <w:tcW w:type="dxa" w:w="2266"/>
+          </w:tcPr>
+          <w:p>
+            <w:pPr>
+              <w:spacing w:before="40" w:after="40" w:line="288" w:lineRule="auto"/>
+            </w:pPr>
+            <w:r/>
+            <w:r>
+              <w:rPr>
+                <w:rFonts w:ascii="Microsoft YaHei" w:hAnsi="Microsoft YaHei"/>
+                <w:b/>
+                <w:color w:val="1A1A1A"/>
+                <w:sz w:val="18"/>
+              </w:rPr>
+              <w:t>35.7</w:t>
+            </w:r>
+          </w:p>
+        </w:tc>
+        <w:tc>
+          <w:tcPr>
+            <w:tcW w:type="dxa" w:w="2266"/>
           </w:tcPr>
           <w:p>
             <w:pPr>
@@ -606,7 +892,25 @@
                 <w:rFonts w:ascii="Microsoft YaHei" w:hAnsi="Microsoft YaHei"/>
                 <w:sz w:val="18"/>
               </w:rPr>
-              <w:t>35.7倍</w:t>
+              <w:t>21.80</w:t>
+            </w:r>
+          </w:p>
+        </w:tc>
+        <w:tc>
+          <w:tcPr>
+            <w:tcW w:type="dxa" w:w="2266"/>
+          </w:tcPr>
+          <w:p>
+            <w:pPr>
+              <w:spacing w:before="40" w:after="40" w:line="288" w:lineRule="auto"/>
+            </w:pPr>
+            <w:r/>
+            <w:r>
+              <w:rPr>
+                <w:rFonts w:ascii="Microsoft YaHei" w:hAnsi="Microsoft YaHei"/>
+                <w:sz w:val="18"/>
+              </w:rPr>
+              <w:t>—</w:t>
             </w:r>
           </w:p>
         </w:tc>
@@ -614,7 +918,8 @@
       <w:tr>
         <w:tc>
           <w:tcPr>
-            <w:tcW w:type="dxa" w:w="4533"/>
+            <w:tcW w:type="dxa" w:w="2266"/>
+            <w:shd w:fill="F8F9FA" w:val="clear"/>
           </w:tcPr>
           <w:p>
             <w:pPr>
@@ -632,7 +937,8 @@
         </w:tc>
         <w:tc>
           <w:tcPr>
-            <w:tcW w:type="dxa" w:w="4533"/>
+            <w:tcW w:type="dxa" w:w="2266"/>
+            <w:shd w:fill="F8F9FA" w:val="clear"/>
           </w:tcPr>
           <w:p>
             <w:pPr>
@@ -642,17 +948,17 @@
             <w:r>
               <w:rPr>
                 <w:rFonts w:ascii="Microsoft YaHei" w:hAnsi="Microsoft YaHei"/>
+                <w:b/>
+                <w:color w:val="1A1A1A"/>
                 <w:sz w:val="18"/>
               </w:rPr>
-              <w:t>1.26倍</w:t>
+              <w:t>1.26</w:t>
             </w:r>
           </w:p>
         </w:tc>
-      </w:tr>
-      <w:tr>
         <w:tc>
           <w:tcPr>
-            <w:tcW w:type="dxa" w:w="4533"/>
+            <w:tcW w:type="dxa" w:w="2266"/>
             <w:shd w:fill="F8F9FA" w:val="clear"/>
           </w:tcPr>
           <w:p>
@@ -665,13 +971,13 @@
                 <w:rFonts w:ascii="Microsoft YaHei" w:hAnsi="Microsoft YaHei"/>
                 <w:sz w:val="18"/>
               </w:rPr>
-              <w:t>总市值</w:t>
+              <w:t>1.25</w:t>
             </w:r>
           </w:p>
         </w:tc>
         <w:tc>
           <w:tcPr>
-            <w:tcW w:type="dxa" w:w="4533"/>
+            <w:tcW w:type="dxa" w:w="2266"/>
             <w:shd w:fill="F8F9FA" w:val="clear"/>
           </w:tcPr>
           <w:p>
@@ -684,7 +990,7 @@
                 <w:rFonts w:ascii="Microsoft YaHei" w:hAnsi="Microsoft YaHei"/>
                 <w:sz w:val="18"/>
               </w:rPr>
-              <w:t>195.45亿元</w:t>
+              <w:t>基本持平</w:t>
             </w:r>
           </w:p>
         </w:tc>
@@ -692,7 +998,7 @@
       <w:tr>
         <w:tc>
           <w:tcPr>
-            <w:tcW w:type="dxa" w:w="4533"/>
+            <w:tcW w:type="dxa" w:w="2266"/>
           </w:tcPr>
           <w:p>
             <w:pPr>
@@ -704,13 +1010,33 @@
                 <w:rFonts w:ascii="Microsoft YaHei" w:hAnsi="Microsoft YaHei"/>
                 <w:sz w:val="18"/>
               </w:rPr>
-              <w:t>流通市值</w:t>
+              <w:t>总市值（亿元）</w:t>
             </w:r>
           </w:p>
         </w:tc>
         <w:tc>
           <w:tcPr>
-            <w:tcW w:type="dxa" w:w="4533"/>
+            <w:tcW w:type="dxa" w:w="2266"/>
+          </w:tcPr>
+          <w:p>
+            <w:pPr>
+              <w:spacing w:before="40" w:after="40" w:line="288" w:lineRule="auto"/>
+            </w:pPr>
+            <w:r/>
+            <w:r>
+              <w:rPr>
+                <w:rFonts w:ascii="Microsoft YaHei" w:hAnsi="Microsoft YaHei"/>
+                <w:b/>
+                <w:color w:val="1A1A1A"/>
+                <w:sz w:val="18"/>
+              </w:rPr>
+              <w:t>195.45</w:t>
+            </w:r>
+          </w:p>
+        </w:tc>
+        <w:tc>
+          <w:tcPr>
+            <w:tcW w:type="dxa" w:w="2266"/>
           </w:tcPr>
           <w:p>
             <w:pPr>
@@ -722,7 +1048,25 @@
                 <w:rFonts w:ascii="Microsoft YaHei" w:hAnsi="Microsoft YaHei"/>
                 <w:sz w:val="18"/>
               </w:rPr>
-              <w:t>166.08亿元</w:t>
+              <w:t>—</w:t>
+            </w:r>
+          </w:p>
+        </w:tc>
+        <w:tc>
+          <w:tcPr>
+            <w:tcW w:type="dxa" w:w="2266"/>
+          </w:tcPr>
+          <w:p>
+            <w:pPr>
+              <w:spacing w:before="40" w:after="40" w:line="288" w:lineRule="auto"/>
+            </w:pPr>
+            <w:r/>
+            <w:r>
+              <w:rPr>
+                <w:rFonts w:ascii="Microsoft YaHei" w:hAnsi="Microsoft YaHei"/>
+                <w:sz w:val="18"/>
+              </w:rPr>
+              <w:t>—</w:t>
             </w:r>
           </w:p>
         </w:tc>
@@ -730,13 +1074,17 @@
     </w:tbl>
     <w:p/>
     <w:p>
+      <w:pPr>
+        <w:spacing w:before="280" w:after="80" w:line="312" w:lineRule="auto"/>
+      </w:pPr>
       <w:r>
         <w:rPr>
           <w:rFonts w:ascii="Microsoft YaHei" w:hAnsi="Microsoft YaHei"/>
           <w:b/>
-          <w:color w:val="1A1A1A"/>
+          <w:color w:val="333333"/>
+          <w:sz w:val="24"/>
         </w:rPr>
-        <w:t>核心看点：</w:t>
+        <w:t>关键解读</w:t>
       </w:r>
     </w:p>
     <w:p>
@@ -755,7 +1103,96 @@
         <w:rPr>
           <w:rFonts w:ascii="Microsoft YaHei" w:hAnsi="Microsoft YaHei"/>
         </w:rPr>
-        <w:t xml:space="preserve">：午间换手率 </w:t>
+        <w:t xml:space="preserve">：今日午间收盘报 </w:t>
+      </w:r>
+      <w:r>
+        <w:rPr>
+          <w:rFonts w:ascii="Microsoft YaHei" w:hAnsi="Microsoft YaHei"/>
+          <w:b/>
+          <w:color w:val="1A1A1A"/>
+        </w:rPr>
+        <w:t>18.33 元</w:t>
+      </w:r>
+      <w:r>
+        <w:rPr>
+          <w:rFonts w:ascii="Microsoft YaHei" w:hAnsi="Microsoft YaHei"/>
+        </w:rPr>
+        <w:t xml:space="preserve">，涨幅 </w:t>
+      </w:r>
+      <w:r>
+        <w:rPr>
+          <w:rFonts w:ascii="Microsoft YaHei" w:hAnsi="Microsoft YaHei"/>
+          <w:b/>
+          <w:color w:val="1A1A1A"/>
+        </w:rPr>
+        <w:t>+3.15%</w:t>
+      </w:r>
+      <w:r>
+        <w:rPr>
+          <w:rFonts w:ascii="Microsoft YaHei" w:hAnsi="Microsoft YaHei"/>
+        </w:rPr>
+        <w:t xml:space="preserve">，明显跑赢大盘（上证/深证涨幅区间）。开盘价 </w:t>
+      </w:r>
+      <w:r>
+        <w:rPr>
+          <w:rFonts w:ascii="Microsoft YaHei" w:hAnsi="Microsoft YaHei"/>
+          <w:b/>
+          <w:color w:val="1A1A1A"/>
+        </w:rPr>
+        <w:t>17.80 元</w:t>
+      </w:r>
+      <w:r>
+        <w:rPr>
+          <w:rFonts w:ascii="Microsoft YaHei" w:hAnsi="Microsoft YaHei"/>
+        </w:rPr>
+        <w:t xml:space="preserve">，开盘后快速拉升，最高触及 </w:t>
+      </w:r>
+      <w:r>
+        <w:rPr>
+          <w:rFonts w:ascii="Microsoft YaHei" w:hAnsi="Microsoft YaHei"/>
+          <w:b/>
+          <w:color w:val="1A1A1A"/>
+        </w:rPr>
+        <w:t>18.58 元</w:t>
+      </w:r>
+      <w:r>
+        <w:rPr>
+          <w:rFonts w:ascii="Microsoft YaHei" w:hAnsi="Microsoft YaHei"/>
+        </w:rPr>
+        <w:t xml:space="preserve">，盘中振幅达 </w:t>
+      </w:r>
+      <w:r>
+        <w:rPr>
+          <w:rFonts w:ascii="Microsoft YaHei" w:hAnsi="Microsoft YaHei"/>
+          <w:b/>
+          <w:color w:val="1A1A1A"/>
+        </w:rPr>
+        <w:t>4.84%</w:t>
+      </w:r>
+      <w:r>
+        <w:rPr>
+          <w:rFonts w:ascii="Microsoft YaHei" w:hAnsi="Microsoft YaHei"/>
+        </w:rPr>
+        <w:t>，显示多空博弈激烈但多方占优。</w:t>
+      </w:r>
+    </w:p>
+    <w:p>
+      <w:pPr>
+        <w:pStyle w:val="ListBullet"/>
+      </w:pPr>
+      <w:r>
+        <w:rPr>
+          <w:rFonts w:ascii="Microsoft YaHei" w:hAnsi="Microsoft YaHei"/>
+          <w:b/>
+          <w:color w:val="1A1A1A"/>
+        </w:rPr>
+        <w:t>放量上行</w:t>
+      </w:r>
+      <w:r>
+        <w:rPr>
+          <w:rFonts w:ascii="Microsoft YaHei" w:hAnsi="Microsoft YaHei"/>
+        </w:rPr>
+        <w:t xml:space="preserve">：半日换手率 </w:t>
       </w:r>
       <w:r>
         <w:rPr>
@@ -769,7 +1206,7 @@
         <w:rPr>
           <w:rFonts w:ascii="Microsoft YaHei" w:hAnsi="Microsoft YaHei"/>
         </w:rPr>
-        <w:t xml:space="preserve">，较上一交易日全日换手率 </w:t>
+        <w:t xml:space="preserve">，已超昨日全日换手率 </w:t>
       </w:r>
       <w:r>
         <w:rPr>
@@ -783,21 +1220,7 @@
         <w:rPr>
           <w:rFonts w:ascii="Microsoft YaHei" w:hAnsi="Microsoft YaHei"/>
         </w:rPr>
-        <w:t xml:space="preserve"> 放大 </w:t>
-      </w:r>
-      <w:r>
-        <w:rPr>
-          <w:rFonts w:ascii="Microsoft YaHei" w:hAnsi="Microsoft YaHei"/>
-          <w:b/>
-          <w:color w:val="1A1A1A"/>
-        </w:rPr>
-        <w:t>15%</w:t>
-      </w:r>
-      <w:r>
-        <w:rPr>
-          <w:rFonts w:ascii="Microsoft YaHei" w:hAnsi="Microsoft YaHei"/>
-        </w:rPr>
-        <w:t xml:space="preserve">；量比 </w:t>
+        <w:t xml:space="preserve">，量比 </w:t>
       </w:r>
       <w:r>
         <w:rPr>
@@ -811,7 +1234,7 @@
         <w:rPr>
           <w:rFonts w:ascii="Microsoft YaHei" w:hAnsi="Microsoft YaHei"/>
         </w:rPr>
-        <w:t>，显示今日交投活跃度显著提升。</w:t>
+        <w:t xml:space="preserve"> 表明当前成交额显著高于近期均值，资金参与度明显提升。</w:t>
       </w:r>
     </w:p>
     <w:p>
@@ -838,13 +1261,13 @@
           <w:b/>
           <w:color w:val="1A1A1A"/>
         </w:rPr>
-        <w:t>108,208手</w:t>
+        <w:t>108,208 手</w:t>
       </w:r>
       <w:r>
         <w:rPr>
           <w:rFonts w:ascii="Microsoft YaHei" w:hAnsi="Microsoft YaHei"/>
         </w:rPr>
-        <w:t xml:space="preserve"> &gt; 内盘 </w:t>
+        <w:t xml:space="preserve"> vs 内盘 </w:t>
       </w:r>
       <w:r>
         <w:rPr>
@@ -852,13 +1275,27 @@
           <w:b/>
           <w:color w:val="1A1A1A"/>
         </w:rPr>
-        <w:t>97,998手</w:t>
+        <w:t>97,998 手</w:t>
       </w:r>
       <w:r>
         <w:rPr>
           <w:rFonts w:ascii="Microsoft YaHei" w:hAnsi="Microsoft YaHei"/>
         </w:rPr>
-        <w:t>，主动买盘占优，资金主动性买入意愿较强。</w:t>
+        <w:t xml:space="preserve">，外盘/内盘比值 </w:t>
+      </w:r>
+      <w:r>
+        <w:rPr>
+          <w:rFonts w:ascii="Microsoft YaHei" w:hAnsi="Microsoft YaHei"/>
+          <w:b/>
+          <w:color w:val="1A1A1A"/>
+        </w:rPr>
+        <w:t>1.10</w:t>
+      </w:r>
+      <w:r>
+        <w:rPr>
+          <w:rFonts w:ascii="Microsoft YaHei" w:hAnsi="Microsoft YaHei"/>
+        </w:rPr>
+        <w:t>，主动买入力量强于主动卖出力量，佐证买方主导格局。</w:t>
       </w:r>
     </w:p>
     <w:p>
@@ -871,13 +1308,13 @@
           <w:b/>
           <w:color w:val="1A1A1A"/>
         </w:rPr>
-        <w:t>盘中振幅达4.84%</w:t>
+        <w:t>估值水平</w:t>
       </w:r>
       <w:r>
         <w:rPr>
           <w:rFonts w:ascii="Microsoft YaHei" w:hAnsi="Microsoft YaHei"/>
         </w:rPr>
-        <w:t xml:space="preserve">：最低下探至 </w:t>
+        <w:t xml:space="preserve">：动态市盈率 </w:t>
       </w:r>
       <w:r>
         <w:rPr>
@@ -885,13 +1322,13 @@
           <w:b/>
           <w:color w:val="1A1A1A"/>
         </w:rPr>
-        <w:t>17.72元</w:t>
+        <w:t>35.7 倍</w:t>
       </w:r>
       <w:r>
         <w:rPr>
           <w:rFonts w:ascii="Microsoft YaHei" w:hAnsi="Microsoft YaHei"/>
         </w:rPr>
-        <w:t xml:space="preserve">（逼近昨日收盘价17.77元附近获支撑），随后震荡走高至 </w:t>
+        <w:t xml:space="preserve">，相较于历史估值区间处于中等偏上水平；市净率 </w:t>
       </w:r>
       <w:r>
         <w:rPr>
@@ -899,13 +1336,13 @@
           <w:b/>
           <w:color w:val="1A1A1A"/>
         </w:rPr>
-        <w:t>18.58元</w:t>
+        <w:t>1.26 倍</w:t>
       </w:r>
       <w:r>
         <w:rPr>
           <w:rFonts w:ascii="Microsoft YaHei" w:hAnsi="Microsoft YaHei"/>
         </w:rPr>
-        <w:t>，显示出较强的日内弹性与承接力。</w:t>
+        <w:t>，仍处于相对合理区间。</w:t>
       </w:r>
     </w:p>
     <w:p>
@@ -944,7 +1381,7 @@
           <w:color w:val="333333"/>
           <w:sz w:val="24"/>
         </w:rPr>
-        <w:t>今日盘中资金流向（逐分钟统计）</w:t>
+        <w:t>今日资金流向（逐分钟统计）</w:t>
       </w:r>
     </w:p>
     <w:tbl>
@@ -977,7 +1414,7 @@
                 <w:color w:val="1A1A1A"/>
                 <w:sz w:val="18"/>
               </w:rPr>
-              <w:t>指标</w:t>
+              <w:t>类别</w:t>
             </w:r>
           </w:p>
         </w:tc>
@@ -998,7 +1435,7 @@
                 <w:color w:val="1A1A1A"/>
                 <w:sz w:val="18"/>
               </w:rPr>
-              <w:t>数值</w:t>
+              <w:t>数据</w:t>
             </w:r>
           </w:p>
         </w:tc>
@@ -1038,7 +1475,7 @@
                 <w:color w:val="1A1A1A"/>
                 <w:sz w:val="18"/>
               </w:rPr>
-              <w:t>净流入 +2,567.23万元</w:t>
+              <w:t>净流入 3,151.88 万元</w:t>
             </w:r>
           </w:p>
         </w:tc>
@@ -1076,9 +1513,18 @@
             <w:r>
               <w:rPr>
                 <w:rFonts w:ascii="Microsoft YaHei" w:hAnsi="Microsoft YaHei"/>
+                <w:b/>
+                <w:color w:val="1A1A1A"/>
                 <w:sz w:val="18"/>
               </w:rPr>
-              <w:t>68分钟</w:t>
+              <w:t>121 分钟</w:t>
+            </w:r>
+            <w:r>
+              <w:rPr>
+                <w:rFonts w:ascii="Microsoft YaHei" w:hAnsi="Microsoft YaHei"/>
+                <w:sz w:val="18"/>
+              </w:rPr>
+              <w:t>（占58.5%）</w:t>
             </w:r>
           </w:p>
         </w:tc>
@@ -1116,7 +1562,7 @@
                 <w:rFonts w:ascii="Microsoft YaHei" w:hAnsi="Microsoft YaHei"/>
                 <w:sz w:val="18"/>
               </w:rPr>
-              <w:t>45分钟</w:t>
+              <w:t>85 分钟（占41.1%）</w:t>
             </w:r>
           </w:p>
         </w:tc>
@@ -1154,9 +1600,11 @@
             <w:r>
               <w:rPr>
                 <w:rFonts w:ascii="Microsoft YaHei" w:hAnsi="Microsoft YaHei"/>
+                <w:b/>
+                <w:color w:val="1A1A1A"/>
                 <w:sz w:val="18"/>
               </w:rPr>
-              <w:t>548.8万元</w:t>
+              <w:t>548.8 万元</w:t>
             </w:r>
           </w:p>
         </w:tc>
@@ -1194,7 +1642,7 @@
                 <w:rFonts w:ascii="Microsoft YaHei" w:hAnsi="Microsoft YaHei"/>
                 <w:sz w:val="18"/>
               </w:rPr>
-              <w:t>466.3万元</w:t>
+              <w:t>466.3 万元</w:t>
             </w:r>
           </w:p>
         </w:tc>
@@ -1202,14 +1650,19 @@
     </w:tbl>
     <w:p/>
     <w:p>
-      <w:pPr>
-        <w:pStyle w:val="ListBullet"/>
-      </w:pPr>
+      <w:r>
+        <w:rPr>
+          <w:rFonts w:ascii="Microsoft YaHei" w:hAnsi="Microsoft YaHei"/>
+          <w:b/>
+          <w:color w:val="1A1A1A"/>
+        </w:rPr>
+        <w:t>资金面解读</w:t>
+      </w:r>
       <w:r>
         <w:rPr>
           <w:rFonts w:ascii="Microsoft YaHei" w:hAnsi="Microsoft YaHei"/>
         </w:rPr>
-        <w:t>资金流入时长明显多于流出时长（</w:t>
+        <w:t xml:space="preserve">：半日净流入超 </w:t>
       </w:r>
       <w:r>
         <w:rPr>
@@ -1217,24 +1670,13 @@
           <w:b/>
           <w:color w:val="1A1A1A"/>
         </w:rPr>
-        <w:t>68分钟 vs 45分钟</w:t>
+        <w:t>3,150 万元</w:t>
       </w:r>
       <w:r>
         <w:rPr>
           <w:rFonts w:ascii="Microsoft YaHei" w:hAnsi="Microsoft YaHei"/>
         </w:rPr>
-        <w:t>），净流入方向明确。</w:t>
-      </w:r>
-    </w:p>
-    <w:p>
-      <w:pPr>
-        <w:pStyle w:val="ListBullet"/>
-      </w:pPr>
-      <w:r>
-        <w:rPr>
-          <w:rFonts w:ascii="Microsoft YaHei" w:hAnsi="Microsoft YaHei"/>
-        </w:rPr>
-        <w:t>最大单分钟流入（548.8万）大于最大单分钟流出（466.3万），买盘力度占优。</w:t>
+        <w:t>，资金流入时长占据主导地位（58.5%），且最大单分钟流入（548.8万）大于最大流出（466.3万），资金净买入意愿坚决。</w:t>
       </w:r>
     </w:p>
     <w:p>
@@ -1248,7 +1690,7 @@
           <w:color w:val="333333"/>
           <w:sz w:val="24"/>
         </w:rPr>
-        <w:t>上一交易日资金细分（元）</w:t>
+        <w:t>昨日资金细分（元）</w:t>
       </w:r>
     </w:p>
     <w:tbl>
@@ -1366,7 +1808,7 @@
                 <w:rFonts w:ascii="Microsoft YaHei" w:hAnsi="Microsoft YaHei"/>
                 <w:sz w:val="18"/>
               </w:rPr>
-              <w:t>大单净额</w:t>
+              <w:t>大单</w:t>
             </w:r>
           </w:p>
         </w:tc>
@@ -1386,7 +1828,7 @@
                 <w:color w:val="1A1A1A"/>
                 <w:sz w:val="18"/>
               </w:rPr>
-              <w:t>+789.8万</w:t>
+              <w:t>+10,255,087</w:t>
             </w:r>
           </w:p>
         </w:tc>
@@ -1404,7 +1846,7 @@
                 <w:rFonts w:ascii="Microsoft YaHei" w:hAnsi="Microsoft YaHei"/>
                 <w:sz w:val="18"/>
               </w:rPr>
-              <w:t>3,298.7万</w:t>
+              <w:t>38,926,498</w:t>
             </w:r>
           </w:p>
         </w:tc>
@@ -1422,7 +1864,7 @@
                 <w:rFonts w:ascii="Microsoft YaHei" w:hAnsi="Microsoft YaHei"/>
                 <w:sz w:val="18"/>
               </w:rPr>
-              <w:t>2,508.9万</w:t>
+              <w:t>28,671,411</w:t>
             </w:r>
           </w:p>
         </w:tc>
@@ -1443,7 +1885,7 @@
                 <w:rFonts w:ascii="Microsoft YaHei" w:hAnsi="Microsoft YaHei"/>
                 <w:sz w:val="18"/>
               </w:rPr>
-              <w:t>中单净额</w:t>
+              <w:t>中单</w:t>
             </w:r>
           </w:p>
         </w:tc>
@@ -1464,7 +1906,7 @@
                 <w:color w:val="1A1A1A"/>
                 <w:sz w:val="18"/>
               </w:rPr>
-              <w:t>+1,673.1万</w:t>
+              <w:t>+15,739,779</w:t>
             </w:r>
           </w:p>
         </w:tc>
@@ -1483,7 +1925,7 @@
                 <w:rFonts w:ascii="Microsoft YaHei" w:hAnsi="Microsoft YaHei"/>
                 <w:sz w:val="18"/>
               </w:rPr>
-              <w:t>6,894.4万</w:t>
+              <w:t>89,224,840</w:t>
             </w:r>
           </w:p>
         </w:tc>
@@ -1502,7 +1944,7 @@
                 <w:rFonts w:ascii="Microsoft YaHei" w:hAnsi="Microsoft YaHei"/>
                 <w:sz w:val="18"/>
               </w:rPr>
-              <w:t>5,221.3万</w:t>
+              <w:t>73,485,061</w:t>
             </w:r>
           </w:p>
         </w:tc>
@@ -1522,7 +1964,7 @@
                 <w:rFonts w:ascii="Microsoft YaHei" w:hAnsi="Microsoft YaHei"/>
                 <w:sz w:val="18"/>
               </w:rPr>
-              <w:t>小单净额</w:t>
+              <w:t>小单</w:t>
             </w:r>
           </w:p>
         </w:tc>
@@ -1542,7 +1984,7 @@
                 <w:color w:val="1A1A1A"/>
                 <w:sz w:val="18"/>
               </w:rPr>
-              <w:t>+119.4万</w:t>
+              <w:t>+5,649,398</w:t>
             </w:r>
           </w:p>
         </w:tc>
@@ -1560,7 +2002,7 @@
                 <w:rFonts w:ascii="Microsoft YaHei" w:hAnsi="Microsoft YaHei"/>
                 <w:sz w:val="18"/>
               </w:rPr>
-              <w:t>1,578.8万</w:t>
+              <w:t>30,348,876</w:t>
             </w:r>
           </w:p>
         </w:tc>
@@ -1578,7 +2020,7 @@
                 <w:rFonts w:ascii="Microsoft YaHei" w:hAnsi="Microsoft YaHei"/>
                 <w:sz w:val="18"/>
               </w:rPr>
-              <w:t>1,459.4万</w:t>
+              <w:t>24,699,478</w:t>
             </w:r>
           </w:p>
         </w:tc>
@@ -1622,7 +2064,7 @@
                 <w:color w:val="1A1A1A"/>
                 <w:sz w:val="18"/>
               </w:rPr>
-              <w:t>+2,582.3万</w:t>
+              <w:t>+31,644,264</w:t>
             </w:r>
           </w:p>
         </w:tc>
@@ -1668,14 +2110,19 @@
     </w:tbl>
     <w:p/>
     <w:p>
-      <w:pPr>
-        <w:pStyle w:val="ListBullet"/>
-      </w:pPr>
+      <w:r>
+        <w:rPr>
+          <w:rFonts w:ascii="Microsoft YaHei" w:hAnsi="Microsoft YaHei"/>
+          <w:b/>
+          <w:color w:val="1A1A1A"/>
+        </w:rPr>
+        <w:t>资金结构分析</w:t>
+      </w:r>
       <w:r>
         <w:rPr>
           <w:rFonts w:ascii="Microsoft YaHei" w:hAnsi="Microsoft YaHei"/>
         </w:rPr>
-        <w:t xml:space="preserve">大单与中单均为净流入，合计达 </w:t>
+        <w:t xml:space="preserve">：昨日全尺寸资金均为净流入，其中 </w:t>
       </w:r>
       <w:r>
         <w:rPr>
@@ -1683,13 +2130,55 @@
           <w:b/>
           <w:color w:val="1A1A1A"/>
         </w:rPr>
-        <w:t>+2,462.9万元</w:t>
+        <w:t>中单净流入最大（1,574万）</w:t>
       </w:r>
       <w:r>
         <w:rPr>
           <w:rFonts w:ascii="Microsoft YaHei" w:hAnsi="Microsoft YaHei"/>
         </w:rPr>
-        <w:t>，主力与中户资金共振流入，筹码集中度提升信号明显。</w:t>
+        <w:t xml:space="preserve">，大单净流入 </w:t>
+      </w:r>
+      <w:r>
+        <w:rPr>
+          <w:rFonts w:ascii="Microsoft YaHei" w:hAnsi="Microsoft YaHei"/>
+          <w:b/>
+          <w:color w:val="1A1A1A"/>
+        </w:rPr>
+        <w:t>1,025 万</w:t>
+      </w:r>
+      <w:r>
+        <w:rPr>
+          <w:rFonts w:ascii="Microsoft YaHei" w:hAnsi="Microsoft YaHei"/>
+        </w:rPr>
+        <w:t>，呈现</w:t>
+      </w:r>
+      <w:r>
+        <w:rPr>
+          <w:rFonts w:ascii="Microsoft YaHei" w:hAnsi="Microsoft YaHei"/>
+          <w:b/>
+          <w:color w:val="1A1A1A"/>
+        </w:rPr>
+        <w:t>全面流入</w:t>
+      </w:r>
+      <w:r>
+        <w:rPr>
+          <w:rFonts w:ascii="Microsoft YaHei" w:hAnsi="Microsoft YaHei"/>
+        </w:rPr>
+        <w:t xml:space="preserve">格局。大单+中单合计净流入 </w:t>
+      </w:r>
+      <w:r>
+        <w:rPr>
+          <w:rFonts w:ascii="Microsoft YaHei" w:hAnsi="Microsoft YaHei"/>
+          <w:b/>
+          <w:color w:val="1A1A1A"/>
+        </w:rPr>
+        <w:t>2,600 万</w:t>
+      </w:r>
+      <w:r>
+        <w:rPr>
+          <w:rFonts w:ascii="Microsoft YaHei" w:hAnsi="Microsoft YaHei"/>
+        </w:rPr>
+        <w:t>，显示机构与游资均有参与，并非单边散户推动。</w:t>
       </w:r>
     </w:p>
     <w:p>
@@ -1703,106 +2192,7 @@
           <w:color w:val="333333"/>
           <w:sz w:val="24"/>
         </w:rPr>
-        <w:t>融资融券（上一交易日）</w:t>
-      </w:r>
-    </w:p>
-    <w:p>
-      <w:pPr>
-        <w:pStyle w:val="ListBullet"/>
-      </w:pPr>
-      <w:r>
-        <w:rPr>
-          <w:rFonts w:ascii="Microsoft YaHei" w:hAnsi="Microsoft YaHei"/>
-          <w:b/>
-          <w:color w:val="1A1A1A"/>
-        </w:rPr>
-        <w:t>融资余额</w:t>
-      </w:r>
-      <w:r>
-        <w:rPr>
-          <w:rFonts w:ascii="Microsoft YaHei" w:hAnsi="Microsoft YaHei"/>
-        </w:rPr>
-        <w:t xml:space="preserve">：2.33亿元（较前日 </w:t>
-      </w:r>
-      <w:r>
-        <w:rPr>
-          <w:rFonts w:ascii="Microsoft YaHei" w:hAnsi="Microsoft YaHei"/>
-          <w:b/>
-          <w:color w:val="1A1A1A"/>
-        </w:rPr>
-        <w:t>+0.74%</w:t>
-      </w:r>
-      <w:r>
-        <w:rPr>
-          <w:rFonts w:ascii="Microsoft YaHei" w:hAnsi="Microsoft YaHei"/>
-        </w:rPr>
-        <w:t>），连续4天增加，杠杆资金持续看多</w:t>
-      </w:r>
-    </w:p>
-    <w:p>
-      <w:pPr>
-        <w:pStyle w:val="ListBullet"/>
-      </w:pPr>
-      <w:r>
-        <w:rPr>
-          <w:rFonts w:ascii="Microsoft YaHei" w:hAnsi="Microsoft YaHei"/>
-          <w:b/>
-          <w:color w:val="1A1A1A"/>
-        </w:rPr>
-        <w:t>融券余额</w:t>
-      </w:r>
-      <w:r>
-        <w:rPr>
-          <w:rFonts w:ascii="Microsoft YaHei" w:hAnsi="Microsoft YaHei"/>
-        </w:rPr>
-        <w:t xml:space="preserve">：0.05亿元（较前日 </w:t>
-      </w:r>
-      <w:r>
-        <w:rPr>
-          <w:rFonts w:ascii="Microsoft YaHei" w:hAnsi="Microsoft YaHei"/>
-          <w:b/>
-          <w:color w:val="1A1A1A"/>
-        </w:rPr>
-        <w:t>+0.04%</w:t>
-      </w:r>
-      <w:r>
-        <w:rPr>
-          <w:rFonts w:ascii="Microsoft YaHei" w:hAnsi="Microsoft YaHei"/>
-        </w:rPr>
-        <w:t>），做空力量极小</w:t>
-      </w:r>
-    </w:p>
-    <w:p>
-      <w:r>
-        <w:rPr>
-          <w:rFonts w:ascii="Microsoft YaHei" w:hAnsi="Microsoft YaHei"/>
-        </w:rPr>
-        <w:t>&gt; 融资余额连续4日攀升，叠加今日放量上涨，多头格局较为稳固。</w:t>
-      </w:r>
-    </w:p>
-    <w:p>
-      <w:pPr>
-        <w:spacing w:before="240" w:after="240"/>
-        <w:pBdr>
-          <w:bottom w:val="single" w:sz="4" w:space="1" w:color="D0D7DE"/>
-        </w:pBdr>
-      </w:pPr>
-    </w:p>
-    <w:p>
-      <w:pPr>
-        <w:spacing w:before="360" w:after="80" w:line="288" w:lineRule="auto"/>
-        <w:pBdr>
-          <w:bottom w:val="single" w:sz="4" w:space="4" w:color="D0D7DE"/>
-        </w:pBdr>
-      </w:pPr>
-      <w:r>
-        <w:rPr>
-          <w:rFonts w:ascii="Microsoft YaHei" w:hAnsi="Microsoft YaHei"/>
-          <w:b/>
-          <w:color w:val="1A1A1A"/>
-          <w:sz w:val="28"/>
-        </w:rPr>
-        <w:t>技术面</w:t>
+        <w:t>融资融券（昨日日终）</w:t>
       </w:r>
     </w:p>
     <w:tbl>
@@ -1857,7 +2247,7 @@
                 <w:color w:val="1A1A1A"/>
                 <w:sz w:val="18"/>
               </w:rPr>
-              <w:t>位置</w:t>
+              <w:t>数据</w:t>
             </w:r>
           </w:p>
         </w:tc>
@@ -1878,7 +2268,7 @@
                 <w:color w:val="1A1A1A"/>
                 <w:sz w:val="18"/>
               </w:rPr>
-              <w:t>偏离度</w:t>
+              <w:t>较前日变动</w:t>
             </w:r>
           </w:p>
         </w:tc>
@@ -1898,7 +2288,7 @@
                 <w:rFonts w:ascii="Microsoft YaHei" w:hAnsi="Microsoft YaHei"/>
                 <w:sz w:val="18"/>
               </w:rPr>
-              <w:t>当前价</w:t>
+              <w:t>融资余额</w:t>
             </w:r>
           </w:p>
         </w:tc>
@@ -1914,9 +2304,11 @@
             <w:r>
               <w:rPr>
                 <w:rFonts w:ascii="Microsoft YaHei" w:hAnsi="Microsoft YaHei"/>
+                <w:b/>
+                <w:color w:val="1A1A1A"/>
                 <w:sz w:val="18"/>
               </w:rPr>
-              <w:t>18.33</w:t>
+              <w:t>2.33 亿元</w:t>
             </w:r>
           </w:p>
         </w:tc>
@@ -1932,9 +2324,11 @@
             <w:r>
               <w:rPr>
                 <w:rFonts w:ascii="Microsoft YaHei" w:hAnsi="Microsoft YaHei"/>
+                <w:b/>
+                <w:color w:val="1A1A1A"/>
                 <w:sz w:val="18"/>
               </w:rPr>
-              <w:t>—</w:t>
+              <w:t>+0.74%</w:t>
             </w:r>
           </w:p>
         </w:tc>
@@ -1955,7 +2349,7 @@
                 <w:rFonts w:ascii="Microsoft YaHei" w:hAnsi="Microsoft YaHei"/>
                 <w:sz w:val="18"/>
               </w:rPr>
-              <w:t>MA5</w:t>
+              <w:t>融券余额</w:t>
             </w:r>
           </w:p>
         </w:tc>
@@ -1974,114 +2368,7 @@
                 <w:rFonts w:ascii="Microsoft YaHei" w:hAnsi="Microsoft YaHei"/>
                 <w:sz w:val="18"/>
               </w:rPr>
-              <w:t>约18.33</w:t>
-            </w:r>
-          </w:p>
-        </w:tc>
-        <w:tc>
-          <w:tcPr>
-            <w:tcW w:type="dxa" w:w="3022"/>
-            <w:shd w:fill="F8F9FA" w:val="clear"/>
-          </w:tcPr>
-          <w:p>
-            <w:pPr>
-              <w:spacing w:before="40" w:after="40" w:line="288" w:lineRule="auto"/>
-            </w:pPr>
-            <w:r/>
-            <w:r>
-              <w:rPr>
-                <w:rFonts w:ascii="Microsoft YaHei" w:hAnsi="Microsoft YaHei"/>
-                <w:b/>
-                <w:color w:val="1A1A1A"/>
-                <w:sz w:val="18"/>
-              </w:rPr>
-              <w:t>贴近（0.0%）</w:t>
-            </w:r>
-          </w:p>
-        </w:tc>
-      </w:tr>
-      <w:tr>
-        <w:tc>
-          <w:tcPr>
-            <w:tcW w:type="dxa" w:w="3022"/>
-          </w:tcPr>
-          <w:p>
-            <w:pPr>
-              <w:spacing w:before="40" w:after="40" w:line="288" w:lineRule="auto"/>
-            </w:pPr>
-            <w:r/>
-            <w:r>
-              <w:rPr>
-                <w:rFonts w:ascii="Microsoft YaHei" w:hAnsi="Microsoft YaHei"/>
-                <w:sz w:val="18"/>
-              </w:rPr>
-              <w:t>MA10</w:t>
-            </w:r>
-          </w:p>
-        </w:tc>
-        <w:tc>
-          <w:tcPr>
-            <w:tcW w:type="dxa" w:w="3022"/>
-          </w:tcPr>
-          <w:p>
-            <w:pPr>
-              <w:spacing w:before="40" w:after="40" w:line="288" w:lineRule="auto"/>
-            </w:pPr>
-            <w:r/>
-            <w:r>
-              <w:rPr>
-                <w:rFonts w:ascii="Microsoft YaHei" w:hAnsi="Microsoft YaHei"/>
-                <w:sz w:val="18"/>
-              </w:rPr>
-              <w:t>约18.04</w:t>
-            </w:r>
-          </w:p>
-        </w:tc>
-        <w:tc>
-          <w:tcPr>
-            <w:tcW w:type="dxa" w:w="3022"/>
-          </w:tcPr>
-          <w:p>
-            <w:pPr>
-              <w:spacing w:before="40" w:after="40" w:line="288" w:lineRule="auto"/>
-            </w:pPr>
-            <w:r/>
-            <w:r>
-              <w:rPr>
-                <w:rFonts w:ascii="Microsoft YaHei" w:hAnsi="Microsoft YaHei"/>
-                <w:sz w:val="18"/>
-              </w:rPr>
-              <w:t xml:space="preserve">上方 </w:t>
-            </w:r>
-            <w:r>
-              <w:rPr>
-                <w:rFonts w:ascii="Microsoft YaHei" w:hAnsi="Microsoft YaHei"/>
-                <w:b/>
-                <w:color w:val="1A1A1A"/>
-                <w:sz w:val="18"/>
-              </w:rPr>
-              <w:t>+1.6%</w:t>
-            </w:r>
-          </w:p>
-        </w:tc>
-      </w:tr>
-      <w:tr>
-        <w:tc>
-          <w:tcPr>
-            <w:tcW w:type="dxa" w:w="3022"/>
-            <w:shd w:fill="F8F9FA" w:val="clear"/>
-          </w:tcPr>
-          <w:p>
-            <w:pPr>
-              <w:spacing w:before="40" w:after="40" w:line="288" w:lineRule="auto"/>
-            </w:pPr>
-            <w:r/>
-            <w:r>
-              <w:rPr>
-                <w:rFonts w:ascii="Microsoft YaHei" w:hAnsi="Microsoft YaHei"/>
-                <w:sz w:val="18"/>
-              </w:rPr>
-              <w:t>MA20/布林中轨</w:t>
+              <w:t>0.05 亿元</w:t>
             </w:r>
           </w:p>
         </w:tc>
@@ -2100,159 +2387,7 @@
                 <w:rFonts w:ascii="Microsoft YaHei" w:hAnsi="Microsoft YaHei"/>
                 <w:sz w:val="18"/>
               </w:rPr>
-              <w:t>约18.13</w:t>
-            </w:r>
-          </w:p>
-        </w:tc>
-        <w:tc>
-          <w:tcPr>
-            <w:tcW w:type="dxa" w:w="3022"/>
-            <w:shd w:fill="F8F9FA" w:val="clear"/>
-          </w:tcPr>
-          <w:p>
-            <w:pPr>
-              <w:spacing w:before="40" w:after="40" w:line="288" w:lineRule="auto"/>
-            </w:pPr>
-            <w:r/>
-            <w:r>
-              <w:rPr>
-                <w:rFonts w:ascii="Microsoft YaHei" w:hAnsi="Microsoft YaHei"/>
-                <w:sz w:val="18"/>
-              </w:rPr>
-              <w:t xml:space="preserve">上方 </w:t>
-            </w:r>
-            <w:r>
-              <w:rPr>
-                <w:rFonts w:ascii="Microsoft YaHei" w:hAnsi="Microsoft YaHei"/>
-                <w:b/>
-                <w:color w:val="1A1A1A"/>
-                <w:sz w:val="18"/>
-              </w:rPr>
-              <w:t>+1.1%</w:t>
-            </w:r>
-          </w:p>
-        </w:tc>
-      </w:tr>
-      <w:tr>
-        <w:tc>
-          <w:tcPr>
-            <w:tcW w:type="dxa" w:w="3022"/>
-          </w:tcPr>
-          <w:p>
-            <w:pPr>
-              <w:spacing w:before="40" w:after="40" w:line="288" w:lineRule="auto"/>
-            </w:pPr>
-            <w:r/>
-            <w:r>
-              <w:rPr>
-                <w:rFonts w:ascii="Microsoft YaHei" w:hAnsi="Microsoft YaHei"/>
-                <w:sz w:val="18"/>
-              </w:rPr>
-              <w:t>布林带上轨</w:t>
-            </w:r>
-          </w:p>
-        </w:tc>
-        <w:tc>
-          <w:tcPr>
-            <w:tcW w:type="dxa" w:w="3022"/>
-          </w:tcPr>
-          <w:p>
-            <w:pPr>
-              <w:spacing w:before="40" w:after="40" w:line="288" w:lineRule="auto"/>
-            </w:pPr>
-            <w:r/>
-            <w:r>
-              <w:rPr>
-                <w:rFonts w:ascii="Microsoft YaHei" w:hAnsi="Microsoft YaHei"/>
-                <w:sz w:val="18"/>
-              </w:rPr>
-              <w:t>18.81</w:t>
-            </w:r>
-          </w:p>
-        </w:tc>
-        <w:tc>
-          <w:tcPr>
-            <w:tcW w:type="dxa" w:w="3022"/>
-          </w:tcPr>
-          <w:p>
-            <w:pPr>
-              <w:spacing w:before="40" w:after="40" w:line="288" w:lineRule="auto"/>
-            </w:pPr>
-            <w:r/>
-            <w:r>
-              <w:rPr>
-                <w:rFonts w:ascii="Microsoft YaHei" w:hAnsi="Microsoft YaHei"/>
-                <w:sz w:val="18"/>
-              </w:rPr>
-              <w:t xml:space="preserve">上方 </w:t>
-            </w:r>
-            <w:r>
-              <w:rPr>
-                <w:rFonts w:ascii="Microsoft YaHei" w:hAnsi="Microsoft YaHei"/>
-                <w:b/>
-                <w:color w:val="1A1A1A"/>
-                <w:sz w:val="18"/>
-              </w:rPr>
-              <w:t>-2.6%</w:t>
-            </w:r>
-          </w:p>
-        </w:tc>
-      </w:tr>
-      <w:tr>
-        <w:tc>
-          <w:tcPr>
-            <w:tcW w:type="dxa" w:w="3022"/>
-            <w:shd w:fill="F8F9FA" w:val="clear"/>
-          </w:tcPr>
-          <w:p>
-            <w:pPr>
-              <w:spacing w:before="40" w:after="40" w:line="288" w:lineRule="auto"/>
-            </w:pPr>
-            <w:r/>
-            <w:r>
-              <w:rPr>
-                <w:rFonts w:ascii="Microsoft YaHei" w:hAnsi="Microsoft YaHei"/>
-                <w:sz w:val="18"/>
-              </w:rPr>
-              <w:t>布林带下轨</w:t>
-            </w:r>
-          </w:p>
-        </w:tc>
-        <w:tc>
-          <w:tcPr>
-            <w:tcW w:type="dxa" w:w="3022"/>
-            <w:shd w:fill="F8F9FA" w:val="clear"/>
-          </w:tcPr>
-          <w:p>
-            <w:pPr>
-              <w:spacing w:before="40" w:after="40" w:line="288" w:lineRule="auto"/>
-            </w:pPr>
-            <w:r/>
-            <w:r>
-              <w:rPr>
-                <w:rFonts w:ascii="Microsoft YaHei" w:hAnsi="Microsoft YaHei"/>
-                <w:sz w:val="18"/>
-              </w:rPr>
-              <w:t>17.45</w:t>
-            </w:r>
-          </w:p>
-        </w:tc>
-        <w:tc>
-          <w:tcPr>
-            <w:tcW w:type="dxa" w:w="3022"/>
-            <w:shd w:fill="F8F9FA" w:val="clear"/>
-          </w:tcPr>
-          <w:p>
-            <w:pPr>
-              <w:spacing w:before="40" w:after="40" w:line="288" w:lineRule="auto"/>
-            </w:pPr>
-            <w:r/>
-            <w:r>
-              <w:rPr>
-                <w:rFonts w:ascii="Microsoft YaHei" w:hAnsi="Microsoft YaHei"/>
-                <w:sz w:val="18"/>
-              </w:rPr>
-              <w:t>—</w:t>
+              <w:t>+0.04%</w:t>
             </w:r>
           </w:p>
         </w:tc>
@@ -2263,81 +2398,8 @@
       <w:r>
         <w:rPr>
           <w:rFonts w:ascii="Microsoft YaHei" w:hAnsi="Microsoft YaHei"/>
-          <w:b/>
-          <w:color w:val="1A1A1A"/>
         </w:rPr>
-        <w:t>技术研判：</w:t>
-      </w:r>
-    </w:p>
-    <w:p>
-      <w:pPr>
-        <w:pStyle w:val="ListBullet"/>
-      </w:pPr>
-      <w:r>
-        <w:rPr>
-          <w:rFonts w:ascii="Microsoft YaHei" w:hAnsi="Microsoft YaHei"/>
-          <w:b/>
-          <w:color w:val="1A1A1A"/>
-        </w:rPr>
-        <w:t>短期均线多头排列</w:t>
-      </w:r>
-      <w:r>
-        <w:rPr>
-          <w:rFonts w:ascii="Microsoft YaHei" w:hAnsi="Microsoft YaHei"/>
-        </w:rPr>
-        <w:t>：当前价格站上MA10（18.04）和MA20/中轨（18.13），且与MA5（18.33）几乎重合，短期动能强劲。</w:t>
-      </w:r>
-    </w:p>
-    <w:p>
-      <w:pPr>
-        <w:pStyle w:val="ListBullet"/>
-      </w:pPr>
-      <w:r>
-        <w:rPr>
-          <w:rFonts w:ascii="Microsoft YaHei" w:hAnsi="Microsoft YaHei"/>
-          <w:b/>
-          <w:color w:val="1A1A1A"/>
-        </w:rPr>
-        <w:t>布林带位置</w:t>
-      </w:r>
-      <w:r>
-        <w:rPr>
-          <w:rFonts w:ascii="Microsoft YaHei" w:hAnsi="Microsoft YaHei"/>
-        </w:rPr>
-        <w:t xml:space="preserve">：价格运行于布林中轨（18.13）与上轨（18.81）之间，距离上轨尚有约 </w:t>
-      </w:r>
-      <w:r>
-        <w:rPr>
-          <w:rFonts w:ascii="Microsoft YaHei" w:hAnsi="Microsoft YaHei"/>
-          <w:b/>
-          <w:color w:val="1A1A1A"/>
-        </w:rPr>
-        <w:t>2.6%</w:t>
-      </w:r>
-      <w:r>
-        <w:rPr>
-          <w:rFonts w:ascii="Microsoft YaHei" w:hAnsi="Microsoft YaHei"/>
-        </w:rPr>
-        <w:t xml:space="preserve"> 空间，短期未出现明显超买信号，仍有上行余地。</w:t>
-      </w:r>
-    </w:p>
-    <w:p>
-      <w:pPr>
-        <w:pStyle w:val="ListBullet"/>
-      </w:pPr>
-      <w:r>
-        <w:rPr>
-          <w:rFonts w:ascii="Microsoft YaHei" w:hAnsi="Microsoft YaHei"/>
-          <w:b/>
-          <w:color w:val="1A1A1A"/>
-        </w:rPr>
-        <w:t>关键支撑/压力</w:t>
-      </w:r>
-      <w:r>
-        <w:rPr>
-          <w:rFonts w:ascii="Microsoft YaHei" w:hAnsi="Microsoft YaHei"/>
-        </w:rPr>
-        <w:t>：下方第一支撑位于MA20/中轨（18.13），强支撑看布林下轨（17.45）；上方压力关注布林上轨（18.81）及前高区域。</w:t>
+        <w:t>融资余额小幅增加，杠杆资金情绪偏积极，但增量有限，尚未出现大规模加杠杆迹象。</w:t>
       </w:r>
     </w:p>
     <w:p>
@@ -2362,7 +2424,7 @@
           <w:color w:val="1A1A1A"/>
           <w:sz w:val="28"/>
         </w:rPr>
-        <w:t>新闻资讯</w:t>
+        <w:t>技术面</w:t>
       </w:r>
     </w:p>
     <w:p>
@@ -2376,26 +2438,420 @@
           <w:color w:val="333333"/>
           <w:sz w:val="24"/>
         </w:rPr>
-        <w:t>融资数据跟踪</w:t>
+        <w:t>均线与布林带分析</w:t>
       </w:r>
     </w:p>
+    <w:tbl>
+      <w:tblPr>
+        <w:tblStyle w:val="TableGrid"/>
+        <w:tblW w:type="auto" w:w="0"/>
+        <w:jc w:val="center"/>
+        <w:tblLayout w:type="autofit"/>
+        <w:tblLook w:firstColumn="1" w:firstRow="1" w:lastColumn="0" w:lastRow="0" w:noHBand="0" w:noVBand="1" w:val="04A0"/>
+      </w:tblPr>
+      <w:tblGrid>
+        <w:gridCol w:w="3022"/>
+        <w:gridCol w:w="3022"/>
+        <w:gridCol w:w="3022"/>
+      </w:tblGrid>
+      <w:tr>
+        <w:tc>
+          <w:tcPr>
+            <w:tcW w:type="dxa" w:w="3022"/>
+            <w:shd w:fill="F6F8FA" w:val="clear"/>
+          </w:tcPr>
+          <w:p>
+            <w:pPr>
+              <w:spacing w:before="40" w:after="40" w:line="288" w:lineRule="auto"/>
+            </w:pPr>
+            <w:r/>
+            <w:r>
+              <w:rPr>
+                <w:rFonts w:ascii="Microsoft YaHei" w:hAnsi="Microsoft YaHei"/>
+                <w:b/>
+                <w:color w:val="1A1A1A"/>
+                <w:sz w:val="18"/>
+              </w:rPr>
+              <w:t>技术指标</w:t>
+            </w:r>
+          </w:p>
+        </w:tc>
+        <w:tc>
+          <w:tcPr>
+            <w:tcW w:type="dxa" w:w="3022"/>
+            <w:shd w:fill="F6F8FA" w:val="clear"/>
+          </w:tcPr>
+          <w:p>
+            <w:pPr>
+              <w:spacing w:before="40" w:after="40" w:line="288" w:lineRule="auto"/>
+            </w:pPr>
+            <w:r/>
+            <w:r>
+              <w:rPr>
+                <w:rFonts w:ascii="Microsoft YaHei" w:hAnsi="Microsoft YaHei"/>
+                <w:b/>
+                <w:color w:val="1A1A1A"/>
+                <w:sz w:val="18"/>
+              </w:rPr>
+              <w:t>位置</w:t>
+            </w:r>
+          </w:p>
+        </w:tc>
+        <w:tc>
+          <w:tcPr>
+            <w:tcW w:type="dxa" w:w="3022"/>
+            <w:shd w:fill="F6F8FA" w:val="clear"/>
+          </w:tcPr>
+          <w:p>
+            <w:pPr>
+              <w:spacing w:before="40" w:after="40" w:line="288" w:lineRule="auto"/>
+            </w:pPr>
+            <w:r/>
+            <w:r>
+              <w:rPr>
+                <w:rFonts w:ascii="Microsoft YaHei" w:hAnsi="Microsoft YaHei"/>
+                <w:b/>
+                <w:color w:val="1A1A1A"/>
+                <w:sz w:val="18"/>
+              </w:rPr>
+              <w:t>当前价偏离</w:t>
+            </w:r>
+          </w:p>
+        </w:tc>
+      </w:tr>
+      <w:tr>
+        <w:tc>
+          <w:tcPr>
+            <w:tcW w:type="dxa" w:w="3022"/>
+          </w:tcPr>
+          <w:p>
+            <w:pPr>
+              <w:spacing w:before="40" w:after="40" w:line="288" w:lineRule="auto"/>
+            </w:pPr>
+            <w:r/>
+            <w:r>
+              <w:rPr>
+                <w:rFonts w:ascii="Microsoft YaHei" w:hAnsi="Microsoft YaHei"/>
+                <w:b/>
+                <w:color w:val="1A1A1A"/>
+                <w:sz w:val="18"/>
+              </w:rPr>
+              <w:t>MA5</w:t>
+            </w:r>
+          </w:p>
+        </w:tc>
+        <w:tc>
+          <w:tcPr>
+            <w:tcW w:type="dxa" w:w="3022"/>
+          </w:tcPr>
+          <w:p>
+            <w:pPr>
+              <w:spacing w:before="40" w:after="40" w:line="288" w:lineRule="auto"/>
+            </w:pPr>
+            <w:r/>
+            <w:r>
+              <w:rPr>
+                <w:rFonts w:ascii="Microsoft YaHei" w:hAnsi="Microsoft YaHei"/>
+                <w:sz w:val="18"/>
+              </w:rPr>
+              <w:t>~18.33 元</w:t>
+            </w:r>
+          </w:p>
+        </w:tc>
+        <w:tc>
+          <w:tcPr>
+            <w:tcW w:type="dxa" w:w="3022"/>
+          </w:tcPr>
+          <w:p>
+            <w:pPr>
+              <w:spacing w:before="40" w:after="40" w:line="288" w:lineRule="auto"/>
+            </w:pPr>
+            <w:r/>
+            <w:r>
+              <w:rPr>
+                <w:rFonts w:ascii="Microsoft YaHei" w:hAnsi="Microsoft YaHei"/>
+                <w:b/>
+                <w:color w:val="1A1A1A"/>
+                <w:sz w:val="18"/>
+              </w:rPr>
+              <w:t>贴近（+0.0%）</w:t>
+            </w:r>
+          </w:p>
+        </w:tc>
+      </w:tr>
+      <w:tr>
+        <w:tc>
+          <w:tcPr>
+            <w:tcW w:type="dxa" w:w="3022"/>
+            <w:shd w:fill="F8F9FA" w:val="clear"/>
+          </w:tcPr>
+          <w:p>
+            <w:pPr>
+              <w:spacing w:before="40" w:after="40" w:line="288" w:lineRule="auto"/>
+            </w:pPr>
+            <w:r/>
+            <w:r>
+              <w:rPr>
+                <w:rFonts w:ascii="Microsoft YaHei" w:hAnsi="Microsoft YaHei"/>
+                <w:b/>
+                <w:color w:val="1A1A1A"/>
+                <w:sz w:val="18"/>
+              </w:rPr>
+              <w:t>MA10</w:t>
+            </w:r>
+          </w:p>
+        </w:tc>
+        <w:tc>
+          <w:tcPr>
+            <w:tcW w:type="dxa" w:w="3022"/>
+            <w:shd w:fill="F8F9FA" w:val="clear"/>
+          </w:tcPr>
+          <w:p>
+            <w:pPr>
+              <w:spacing w:before="40" w:after="40" w:line="288" w:lineRule="auto"/>
+            </w:pPr>
+            <w:r/>
+            <w:r>
+              <w:rPr>
+                <w:rFonts w:ascii="Microsoft YaHei" w:hAnsi="Microsoft YaHei"/>
+                <w:sz w:val="18"/>
+              </w:rPr>
+              <w:t>~18.04 元</w:t>
+            </w:r>
+          </w:p>
+        </w:tc>
+        <w:tc>
+          <w:tcPr>
+            <w:tcW w:type="dxa" w:w="3022"/>
+            <w:shd w:fill="F8F9FA" w:val="clear"/>
+          </w:tcPr>
+          <w:p>
+            <w:pPr>
+              <w:spacing w:before="40" w:after="40" w:line="288" w:lineRule="auto"/>
+            </w:pPr>
+            <w:r/>
+            <w:r>
+              <w:rPr>
+                <w:rFonts w:ascii="Microsoft YaHei" w:hAnsi="Microsoft YaHei"/>
+                <w:b/>
+                <w:color w:val="1A1A1A"/>
+                <w:sz w:val="18"/>
+              </w:rPr>
+              <w:t>上方（+1.6%）</w:t>
+            </w:r>
+          </w:p>
+        </w:tc>
+      </w:tr>
+      <w:tr>
+        <w:tc>
+          <w:tcPr>
+            <w:tcW w:type="dxa" w:w="3022"/>
+          </w:tcPr>
+          <w:p>
+            <w:pPr>
+              <w:spacing w:before="40" w:after="40" w:line="288" w:lineRule="auto"/>
+            </w:pPr>
+            <w:r/>
+            <w:r>
+              <w:rPr>
+                <w:rFonts w:ascii="Microsoft YaHei" w:hAnsi="Microsoft YaHei"/>
+                <w:b/>
+                <w:color w:val="1A1A1A"/>
+                <w:sz w:val="18"/>
+              </w:rPr>
+              <w:t>MA20（布林中轨）</w:t>
+            </w:r>
+          </w:p>
+        </w:tc>
+        <w:tc>
+          <w:tcPr>
+            <w:tcW w:type="dxa" w:w="3022"/>
+          </w:tcPr>
+          <w:p>
+            <w:pPr>
+              <w:spacing w:before="40" w:after="40" w:line="288" w:lineRule="auto"/>
+            </w:pPr>
+            <w:r/>
+            <w:r>
+              <w:rPr>
+                <w:rFonts w:ascii="Microsoft YaHei" w:hAnsi="Microsoft YaHei"/>
+                <w:sz w:val="18"/>
+              </w:rPr>
+              <w:t>~18.13 元</w:t>
+            </w:r>
+          </w:p>
+        </w:tc>
+        <w:tc>
+          <w:tcPr>
+            <w:tcW w:type="dxa" w:w="3022"/>
+          </w:tcPr>
+          <w:p>
+            <w:pPr>
+              <w:spacing w:before="40" w:after="40" w:line="288" w:lineRule="auto"/>
+            </w:pPr>
+            <w:r/>
+            <w:r>
+              <w:rPr>
+                <w:rFonts w:ascii="Microsoft YaHei" w:hAnsi="Microsoft YaHei"/>
+                <w:b/>
+                <w:color w:val="1A1A1A"/>
+                <w:sz w:val="18"/>
+              </w:rPr>
+              <w:t>上方（+1.1%）</w:t>
+            </w:r>
+          </w:p>
+        </w:tc>
+      </w:tr>
+      <w:tr>
+        <w:tc>
+          <w:tcPr>
+            <w:tcW w:type="dxa" w:w="3022"/>
+            <w:shd w:fill="F8F9FA" w:val="clear"/>
+          </w:tcPr>
+          <w:p>
+            <w:pPr>
+              <w:spacing w:before="40" w:after="40" w:line="288" w:lineRule="auto"/>
+            </w:pPr>
+            <w:r/>
+            <w:r>
+              <w:rPr>
+                <w:rFonts w:ascii="Microsoft YaHei" w:hAnsi="Microsoft YaHei"/>
+                <w:sz w:val="18"/>
+              </w:rPr>
+              <w:t>布林带上轨</w:t>
+            </w:r>
+          </w:p>
+        </w:tc>
+        <w:tc>
+          <w:tcPr>
+            <w:tcW w:type="dxa" w:w="3022"/>
+            <w:shd w:fill="F8F9FA" w:val="clear"/>
+          </w:tcPr>
+          <w:p>
+            <w:pPr>
+              <w:spacing w:before="40" w:after="40" w:line="288" w:lineRule="auto"/>
+            </w:pPr>
+            <w:r/>
+            <w:r>
+              <w:rPr>
+                <w:rFonts w:ascii="Microsoft YaHei" w:hAnsi="Microsoft YaHei"/>
+                <w:sz w:val="18"/>
+              </w:rPr>
+              <w:t>18.81 元</w:t>
+            </w:r>
+          </w:p>
+        </w:tc>
+        <w:tc>
+          <w:tcPr>
+            <w:tcW w:type="dxa" w:w="3022"/>
+            <w:shd w:fill="F8F9FA" w:val="clear"/>
+          </w:tcPr>
+          <w:p>
+            <w:pPr>
+              <w:spacing w:before="40" w:after="40" w:line="288" w:lineRule="auto"/>
+            </w:pPr>
+            <w:r/>
+            <w:r>
+              <w:rPr>
+                <w:rFonts w:ascii="Microsoft YaHei" w:hAnsi="Microsoft YaHei"/>
+                <w:sz w:val="18"/>
+              </w:rPr>
+              <w:t>下方（-2.6%）</w:t>
+            </w:r>
+          </w:p>
+        </w:tc>
+      </w:tr>
+      <w:tr>
+        <w:tc>
+          <w:tcPr>
+            <w:tcW w:type="dxa" w:w="3022"/>
+          </w:tcPr>
+          <w:p>
+            <w:pPr>
+              <w:spacing w:before="40" w:after="40" w:line="288" w:lineRule="auto"/>
+            </w:pPr>
+            <w:r/>
+            <w:r>
+              <w:rPr>
+                <w:rFonts w:ascii="Microsoft YaHei" w:hAnsi="Microsoft YaHei"/>
+                <w:sz w:val="18"/>
+              </w:rPr>
+              <w:t>布林带下轨</w:t>
+            </w:r>
+          </w:p>
+        </w:tc>
+        <w:tc>
+          <w:tcPr>
+            <w:tcW w:type="dxa" w:w="3022"/>
+          </w:tcPr>
+          <w:p>
+            <w:pPr>
+              <w:spacing w:before="40" w:after="40" w:line="288" w:lineRule="auto"/>
+            </w:pPr>
+            <w:r/>
+            <w:r>
+              <w:rPr>
+                <w:rFonts w:ascii="Microsoft YaHei" w:hAnsi="Microsoft YaHei"/>
+                <w:sz w:val="18"/>
+              </w:rPr>
+              <w:t>17.45 元</w:t>
+            </w:r>
+          </w:p>
+        </w:tc>
+        <w:tc>
+          <w:tcPr>
+            <w:tcW w:type="dxa" w:w="3022"/>
+          </w:tcPr>
+          <w:p>
+            <w:pPr>
+              <w:spacing w:before="40" w:after="40" w:line="288" w:lineRule="auto"/>
+            </w:pPr>
+            <w:r/>
+            <w:r>
+              <w:rPr>
+                <w:rFonts w:ascii="Microsoft YaHei" w:hAnsi="Microsoft YaHei"/>
+                <w:sz w:val="18"/>
+              </w:rPr>
+              <w:t>上方（+5.0%）</w:t>
+            </w:r>
+          </w:p>
+        </w:tc>
+      </w:tr>
+    </w:tbl>
+    <w:p/>
     <w:p>
       <w:r>
         <w:rPr>
           <w:rFonts w:ascii="Microsoft YaHei" w:hAnsi="Microsoft YaHei"/>
+          <w:b/>
+          <w:color w:val="1A1A1A"/>
         </w:rPr>
-        <w:t>根据同花顺及新浪财经资讯，7月28日数据显示：</w:t>
+        <w:t>技术面解读</w:t>
+      </w:r>
+      <w:r>
+        <w:rPr>
+          <w:rFonts w:ascii="Microsoft YaHei" w:hAnsi="Microsoft YaHei"/>
+        </w:rPr>
+        <w:t>：</w:t>
       </w:r>
     </w:p>
     <w:p>
       <w:pPr>
-        <w:pStyle w:val="ListBullet"/>
+        <w:pStyle w:val="ListNumber"/>
       </w:pPr>
       <w:r>
         <w:rPr>
           <w:rFonts w:ascii="Microsoft YaHei" w:hAnsi="Microsoft YaHei"/>
+          <w:b/>
+          <w:color w:val="1A1A1A"/>
         </w:rPr>
-        <w:t xml:space="preserve">锦江酒店 </w:t>
+        <w:t>短期均线支撑有效</w:t>
+      </w:r>
+      <w:r>
+        <w:rPr>
+          <w:rFonts w:ascii="Microsoft YaHei" w:hAnsi="Microsoft YaHei"/>
+        </w:rPr>
+        <w:t xml:space="preserve">：当前价 </w:t>
       </w:r>
       <w:r>
         <w:rPr>
@@ -2403,13 +2859,13 @@
           <w:b/>
           <w:color w:val="1A1A1A"/>
         </w:rPr>
-        <w:t>融资余额为2.334亿元</w:t>
+        <w:t>18.33 元</w:t>
       </w:r>
       <w:r>
         <w:rPr>
           <w:rFonts w:ascii="Microsoft YaHei" w:hAnsi="Microsoft YaHei"/>
         </w:rPr>
-        <w:t xml:space="preserve">，当日融资净买入 </w:t>
+        <w:t xml:space="preserve">正好与 </w:t>
       </w:r>
       <w:r>
         <w:rPr>
@@ -2417,18 +2873,13 @@
           <w:b/>
           <w:color w:val="1A1A1A"/>
         </w:rPr>
-        <w:t>172.0万元</w:t>
+        <w:t>MA5（18.33 元）</w:t>
       </w:r>
-    </w:p>
-    <w:p>
-      <w:pPr>
-        <w:pStyle w:val="ListBullet"/>
-      </w:pPr>
       <w:r>
         <w:rPr>
           <w:rFonts w:ascii="Microsoft YaHei" w:hAnsi="Microsoft YaHei"/>
         </w:rPr>
-        <w:t xml:space="preserve">融资余额已连续 </w:t>
+        <w:t xml:space="preserve"> 重合，且站稳 </w:t>
       </w:r>
       <w:r>
         <w:rPr>
@@ -2436,49 +2887,13 @@
           <w:b/>
           <w:color w:val="1A1A1A"/>
         </w:rPr>
-        <w:t>4个交易日增加</w:t>
+        <w:t>MA10（18.04 元）</w:t>
       </w:r>
       <w:r>
         <w:rPr>
           <w:rFonts w:ascii="Microsoft YaHei" w:hAnsi="Microsoft YaHei"/>
         </w:rPr>
-        <w:t>，杠杆资金持续看多意愿明确</w:t>
-      </w:r>
-    </w:p>
-    <w:p>
-      <w:pPr>
-        <w:pStyle w:val="ListBullet"/>
-      </w:pPr>
-      <w:r>
-        <w:rPr>
-          <w:rFonts w:ascii="Microsoft YaHei" w:hAnsi="Microsoft YaHei"/>
-        </w:rPr>
-        <w:t>融资余额持续攀升配合今日放量上涨，形成正向共振</w:t>
-      </w:r>
-    </w:p>
-    <w:p>
-      <w:pPr>
-        <w:spacing w:before="280" w:after="80" w:line="312" w:lineRule="auto"/>
-      </w:pPr>
-      <w:r>
-        <w:rPr>
-          <w:rFonts w:ascii="Microsoft YaHei" w:hAnsi="Microsoft YaHei"/>
-          <w:b/>
-          <w:color w:val="333333"/>
-          <w:sz w:val="24"/>
-        </w:rPr>
-        <w:t>盘中异动</w:t>
-      </w:r>
-    </w:p>
-    <w:p>
-      <w:pPr>
-        <w:pStyle w:val="ListBullet"/>
-      </w:pPr>
-      <w:r>
-        <w:rPr>
-          <w:rFonts w:ascii="Microsoft YaHei" w:hAnsi="Microsoft YaHei"/>
-        </w:rPr>
-        <w:t xml:space="preserve">09:25开盘即报 </w:t>
+        <w:t xml:space="preserve"> 和 </w:t>
       </w:r>
       <w:r>
         <w:rPr>
@@ -2486,13 +2901,79 @@
           <w:b/>
           <w:color w:val="1A1A1A"/>
         </w:rPr>
-        <w:t>19.00元（+0.42%）</w:t>
+        <w:t>MA20（18.13 元）</w:t>
       </w:r>
       <w:r>
         <w:rPr>
           <w:rFonts w:ascii="Microsoft YaHei" w:hAnsi="Microsoft YaHei"/>
         </w:rPr>
-        <w:t>，触发60日大幅上涨异动监测，显示早盘高开且短期趋势延续强势。</w:t>
+        <w:t xml:space="preserve"> 上方，短期均线系统呈现多头排列雏形。</w:t>
+      </w:r>
+    </w:p>
+    <w:p>
+      <w:pPr>
+        <w:pStyle w:val="ListNumber"/>
+      </w:pPr>
+      <w:r>
+        <w:rPr>
+          <w:rFonts w:ascii="Microsoft YaHei" w:hAnsi="Microsoft YaHei"/>
+          <w:b/>
+          <w:color w:val="1A1A1A"/>
+        </w:rPr>
+        <w:t>布林带位置偏强</w:t>
+      </w:r>
+      <w:r>
+        <w:rPr>
+          <w:rFonts w:ascii="Microsoft YaHei" w:hAnsi="Microsoft YaHei"/>
+        </w:rPr>
+        <w:t xml:space="preserve">：股价位于布林带中轨（18.13 元）之上，距离上轨（18.81 元）仍有约 </w:t>
+      </w:r>
+      <w:r>
+        <w:rPr>
+          <w:rFonts w:ascii="Microsoft YaHei" w:hAnsi="Microsoft YaHei"/>
+          <w:b/>
+          <w:color w:val="1A1A1A"/>
+        </w:rPr>
+        <w:t>2.6%</w:t>
+      </w:r>
+      <w:r>
+        <w:rPr>
+          <w:rFonts w:ascii="Microsoft YaHei" w:hAnsi="Microsoft YaHei"/>
+        </w:rPr>
+        <w:t xml:space="preserve"> 的空间，上行空间尚未封闭，但若继续上攻至 18.80 元附近可能面临上轨压制。</w:t>
+      </w:r>
+    </w:p>
+    <w:p>
+      <w:pPr>
+        <w:pStyle w:val="ListNumber"/>
+      </w:pPr>
+      <w:r>
+        <w:rPr>
+          <w:rFonts w:ascii="Microsoft YaHei" w:hAnsi="Microsoft YaHei"/>
+          <w:b/>
+          <w:color w:val="1A1A1A"/>
+        </w:rPr>
+        <w:t>盘中高点已接近压力区</w:t>
+      </w:r>
+      <w:r>
+        <w:rPr>
+          <w:rFonts w:ascii="Microsoft YaHei" w:hAnsi="Microsoft YaHei"/>
+        </w:rPr>
+        <w:t xml:space="preserve">：今日最高 </w:t>
+      </w:r>
+      <w:r>
+        <w:rPr>
+          <w:rFonts w:ascii="Microsoft YaHei" w:hAnsi="Microsoft YaHei"/>
+          <w:b/>
+          <w:color w:val="1A1A1A"/>
+        </w:rPr>
+        <w:t>18.58 元</w:t>
+      </w:r>
+      <w:r>
+        <w:rPr>
+          <w:rFonts w:ascii="Microsoft YaHei" w:hAnsi="Microsoft YaHei"/>
+        </w:rPr>
+        <w:t>，已逼近布林带上轨（18.81 元），午后需关注该区间的突破情况。</w:t>
       </w:r>
     </w:p>
     <w:p>
@@ -2521,25 +3002,17 @@
       </w:r>
     </w:p>
     <w:p>
-      <w:r>
-        <w:rPr>
-          <w:rFonts w:ascii="Microsoft YaHei" w:hAnsi="Microsoft YaHei"/>
-        </w:rPr>
-        <w:t xml:space="preserve">锦江酒店在多个相关板块中表现突出，属于 </w:t>
-      </w:r>
+      <w:pPr>
+        <w:spacing w:before="280" w:after="80" w:line="312" w:lineRule="auto"/>
+      </w:pPr>
       <w:r>
         <w:rPr>
           <w:rFonts w:ascii="Microsoft YaHei" w:hAnsi="Microsoft YaHei"/>
           <w:b/>
-          <w:color w:val="1A1A1A"/>
+          <w:color w:val="333333"/>
+          <w:sz w:val="24"/>
         </w:rPr>
-        <w:t>领涨梯队</w:t>
-      </w:r>
-      <w:r>
-        <w:rPr>
-          <w:rFonts w:ascii="Microsoft YaHei" w:hAnsi="Microsoft YaHei"/>
-        </w:rPr>
-        <w:t>：</w:t>
+        <w:t>所属板块排名</w:t>
       </w:r>
     </w:p>
     <w:tbl>
@@ -2574,7 +3047,7 @@
                 <w:color w:val="1A1A1A"/>
                 <w:sz w:val="18"/>
               </w:rPr>
-              <w:t>板块</w:t>
+              <w:t>板块名称</w:t>
             </w:r>
           </w:p>
         </w:tc>
@@ -2595,7 +3068,28 @@
                 <w:color w:val="1A1A1A"/>
                 <w:sz w:val="18"/>
               </w:rPr>
-              <w:t>板块涨幅</w:t>
+              <w:t>板块涨跌幅</w:t>
+            </w:r>
+          </w:p>
+        </w:tc>
+        <w:tc>
+          <w:tcPr>
+            <w:tcW w:type="dxa" w:w="2266"/>
+            <w:shd w:fill="F6F8FA" w:val="clear"/>
+          </w:tcPr>
+          <w:p>
+            <w:pPr>
+              <w:spacing w:before="40" w:after="40" w:line="288" w:lineRule="auto"/>
+            </w:pPr>
+            <w:r/>
+            <w:r>
+              <w:rPr>
+                <w:rFonts w:ascii="Microsoft YaHei" w:hAnsi="Microsoft YaHei"/>
+                <w:b/>
+                <w:color w:val="1A1A1A"/>
+                <w:sz w:val="18"/>
+              </w:rPr>
+              <w:t>板块内排名</w:t>
             </w:r>
           </w:p>
         </w:tc>
@@ -2617,187 +3111,6 @@
                 <w:sz w:val="18"/>
               </w:rPr>
               <w:t>该股排名</w:t>
-            </w:r>
-          </w:p>
-        </w:tc>
-        <w:tc>
-          <w:tcPr>
-            <w:tcW w:type="dxa" w:w="2266"/>
-            <w:shd w:fill="F6F8FA" w:val="clear"/>
-          </w:tcPr>
-          <w:p>
-            <w:pPr>
-              <w:spacing w:before="40" w:after="40" w:line="288" w:lineRule="auto"/>
-            </w:pPr>
-            <w:r/>
-            <w:r>
-              <w:rPr>
-                <w:rFonts w:ascii="Microsoft YaHei" w:hAnsi="Microsoft YaHei"/>
-                <w:b/>
-                <w:color w:val="1A1A1A"/>
-                <w:sz w:val="18"/>
-              </w:rPr>
-              <w:t>同类领涨标的</w:t>
-            </w:r>
-          </w:p>
-        </w:tc>
-      </w:tr>
-      <w:tr>
-        <w:tc>
-          <w:tcPr>
-            <w:tcW w:type="dxa" w:w="2266"/>
-          </w:tcPr>
-          <w:p>
-            <w:pPr>
-              <w:spacing w:before="40" w:after="40" w:line="288" w:lineRule="auto"/>
-            </w:pPr>
-            <w:r/>
-            <w:r>
-              <w:rPr>
-                <w:rFonts w:ascii="Microsoft YaHei" w:hAnsi="Microsoft YaHei"/>
-                <w:b/>
-                <w:color w:val="1A1A1A"/>
-                <w:sz w:val="18"/>
-              </w:rPr>
-              <w:t>上海国企改革</w:t>
-            </w:r>
-          </w:p>
-        </w:tc>
-        <w:tc>
-          <w:tcPr>
-            <w:tcW w:type="dxa" w:w="2266"/>
-          </w:tcPr>
-          <w:p>
-            <w:pPr>
-              <w:spacing w:before="40" w:after="40" w:line="288" w:lineRule="auto"/>
-            </w:pPr>
-            <w:r/>
-            <w:r>
-              <w:rPr>
-                <w:rFonts w:ascii="Microsoft YaHei" w:hAnsi="Microsoft YaHei"/>
-                <w:sz w:val="18"/>
-              </w:rPr>
-              <w:t>-0.20%</w:t>
-            </w:r>
-          </w:p>
-        </w:tc>
-        <w:tc>
-          <w:tcPr>
-            <w:tcW w:type="dxa" w:w="2266"/>
-          </w:tcPr>
-          <w:p>
-            <w:pPr>
-              <w:spacing w:before="40" w:after="40" w:line="288" w:lineRule="auto"/>
-            </w:pPr>
-            <w:r/>
-            <w:r>
-              <w:rPr>
-                <w:rFonts w:ascii="Microsoft YaHei" w:hAnsi="Microsoft YaHei"/>
-                <w:b/>
-                <w:color w:val="1A1A1A"/>
-                <w:sz w:val="18"/>
-              </w:rPr>
-              <w:t>第3/54</w:t>
-            </w:r>
-          </w:p>
-        </w:tc>
-        <w:tc>
-          <w:tcPr>
-            <w:tcW w:type="dxa" w:w="2266"/>
-          </w:tcPr>
-          <w:p>
-            <w:pPr>
-              <w:spacing w:before="40" w:after="40" w:line="288" w:lineRule="auto"/>
-            </w:pPr>
-            <w:r/>
-            <w:r>
-              <w:rPr>
-                <w:rFonts w:ascii="Microsoft YaHei" w:hAnsi="Microsoft YaHei"/>
-                <w:sz w:val="18"/>
-              </w:rPr>
-              <w:t>华虹宏力+7.28%、云赛智联+4.56%</w:t>
-            </w:r>
-          </w:p>
-        </w:tc>
-      </w:tr>
-      <w:tr>
-        <w:tc>
-          <w:tcPr>
-            <w:tcW w:type="dxa" w:w="2266"/>
-            <w:shd w:fill="F8F9FA" w:val="clear"/>
-          </w:tcPr>
-          <w:p>
-            <w:pPr>
-              <w:spacing w:before="40" w:after="40" w:line="288" w:lineRule="auto"/>
-            </w:pPr>
-            <w:r/>
-            <w:r>
-              <w:rPr>
-                <w:rFonts w:ascii="Microsoft YaHei" w:hAnsi="Microsoft YaHei"/>
-                <w:b/>
-                <w:color w:val="1A1A1A"/>
-                <w:sz w:val="18"/>
-              </w:rPr>
-              <w:t>消费者服务(A股)</w:t>
-            </w:r>
-          </w:p>
-        </w:tc>
-        <w:tc>
-          <w:tcPr>
-            <w:tcW w:type="dxa" w:w="2266"/>
-            <w:shd w:fill="F8F9FA" w:val="clear"/>
-          </w:tcPr>
-          <w:p>
-            <w:pPr>
-              <w:spacing w:before="40" w:after="40" w:line="288" w:lineRule="auto"/>
-            </w:pPr>
-            <w:r/>
-            <w:r>
-              <w:rPr>
-                <w:rFonts w:ascii="Microsoft YaHei" w:hAnsi="Microsoft YaHei"/>
-                <w:sz w:val="18"/>
-              </w:rPr>
-              <w:t>-1.46%</w:t>
-            </w:r>
-          </w:p>
-        </w:tc>
-        <w:tc>
-          <w:tcPr>
-            <w:tcW w:type="dxa" w:w="2266"/>
-            <w:shd w:fill="F8F9FA" w:val="clear"/>
-          </w:tcPr>
-          <w:p>
-            <w:pPr>
-              <w:spacing w:before="40" w:after="40" w:line="288" w:lineRule="auto"/>
-            </w:pPr>
-            <w:r/>
-            <w:r>
-              <w:rPr>
-                <w:rFonts w:ascii="Microsoft YaHei" w:hAnsi="Microsoft YaHei"/>
-                <w:b/>
-                <w:color w:val="1A1A1A"/>
-                <w:sz w:val="18"/>
-              </w:rPr>
-              <w:t>第3/52</w:t>
-            </w:r>
-          </w:p>
-        </w:tc>
-        <w:tc>
-          <w:tcPr>
-            <w:tcW w:type="dxa" w:w="2266"/>
-            <w:shd w:fill="F8F9FA" w:val="clear"/>
-          </w:tcPr>
-          <w:p>
-            <w:pPr>
-              <w:spacing w:before="40" w:after="40" w:line="288" w:lineRule="auto"/>
-            </w:pPr>
-            <w:r/>
-            <w:r>
-              <w:rPr>
-                <w:rFonts w:ascii="Microsoft YaHei" w:hAnsi="Microsoft YaHei"/>
-                <w:sz w:val="18"/>
-              </w:rPr>
-              <w:t>学大教育+6.26%、中国中免+3.35%</w:t>
             </w:r>
           </w:p>
         </w:tc>
@@ -2835,9 +3148,29 @@
             <w:r>
               <w:rPr>
                 <w:rFonts w:ascii="Microsoft YaHei" w:hAnsi="Microsoft YaHei"/>
+                <w:b/>
+                <w:color w:val="1A1A1A"/>
                 <w:sz w:val="18"/>
               </w:rPr>
               <w:t>-1.28%</w:t>
+            </w:r>
+          </w:p>
+        </w:tc>
+        <w:tc>
+          <w:tcPr>
+            <w:tcW w:type="dxa" w:w="2266"/>
+          </w:tcPr>
+          <w:p>
+            <w:pPr>
+              <w:spacing w:before="40" w:after="40" w:line="288" w:lineRule="auto"/>
+            </w:pPr>
+            <w:r/>
+            <w:r>
+              <w:rPr>
+                <w:rFonts w:ascii="Microsoft YaHei" w:hAnsi="Microsoft YaHei"/>
+                <w:sz w:val="18"/>
+              </w:rPr>
+              <w:t>481/1158</w:t>
             </w:r>
           </w:p>
         </w:tc>
@@ -2857,25 +3190,7 @@
                 <w:color w:val="1A1A1A"/>
                 <w:sz w:val="18"/>
               </w:rPr>
-              <w:t>第2/38</w:t>
-            </w:r>
-          </w:p>
-        </w:tc>
-        <w:tc>
-          <w:tcPr>
-            <w:tcW w:type="dxa" w:w="2266"/>
-          </w:tcPr>
-          <w:p>
-            <w:pPr>
-              <w:spacing w:before="40" w:after="40" w:line="288" w:lineRule="auto"/>
-            </w:pPr>
-            <w:r/>
-            <w:r>
-              <w:rPr>
-                <w:rFonts w:ascii="Microsoft YaHei" w:hAnsi="Microsoft YaHei"/>
-                <w:sz w:val="18"/>
-              </w:rPr>
-              <w:t>中国中免+3.35%、首旅酒店+2.58%</w:t>
+              <w:t>2/38</w:t>
             </w:r>
           </w:p>
         </w:tc>
@@ -2915,9 +3230,30 @@
             <w:r>
               <w:rPr>
                 <w:rFonts w:ascii="Microsoft YaHei" w:hAnsi="Microsoft YaHei"/>
+                <w:b/>
+                <w:color w:val="1A1A1A"/>
                 <w:sz w:val="18"/>
               </w:rPr>
               <w:t>-1.12%</w:t>
+            </w:r>
+          </w:p>
+        </w:tc>
+        <w:tc>
+          <w:tcPr>
+            <w:tcW w:type="dxa" w:w="2266"/>
+            <w:shd w:fill="F8F9FA" w:val="clear"/>
+          </w:tcPr>
+          <w:p>
+            <w:pPr>
+              <w:spacing w:before="40" w:after="40" w:line="288" w:lineRule="auto"/>
+            </w:pPr>
+            <w:r/>
+            <w:r>
+              <w:rPr>
+                <w:rFonts w:ascii="Microsoft YaHei" w:hAnsi="Microsoft YaHei"/>
+                <w:sz w:val="18"/>
+              </w:rPr>
+              <w:t>449/1158</w:t>
             </w:r>
           </w:p>
         </w:tc>
@@ -2938,7 +3274,131 @@
                 <w:color w:val="1A1A1A"/>
                 <w:sz w:val="18"/>
               </w:rPr>
-              <w:t>第2/28</w:t>
+              <w:t>2/28</w:t>
+            </w:r>
+          </w:p>
+        </w:tc>
+      </w:tr>
+      <w:tr>
+        <w:tc>
+          <w:tcPr>
+            <w:tcW w:type="dxa" w:w="2266"/>
+          </w:tcPr>
+          <w:p>
+            <w:pPr>
+              <w:spacing w:before="40" w:after="40" w:line="288" w:lineRule="auto"/>
+            </w:pPr>
+            <w:r/>
+            <w:r>
+              <w:rPr>
+                <w:rFonts w:ascii="Microsoft YaHei" w:hAnsi="Microsoft YaHei"/>
+                <w:b/>
+                <w:color w:val="1A1A1A"/>
+                <w:sz w:val="18"/>
+              </w:rPr>
+              <w:t>消费者服务</w:t>
+            </w:r>
+          </w:p>
+        </w:tc>
+        <w:tc>
+          <w:tcPr>
+            <w:tcW w:type="dxa" w:w="2266"/>
+          </w:tcPr>
+          <w:p>
+            <w:pPr>
+              <w:spacing w:before="40" w:after="40" w:line="288" w:lineRule="auto"/>
+            </w:pPr>
+            <w:r/>
+            <w:r>
+              <w:rPr>
+                <w:rFonts w:ascii="Microsoft YaHei" w:hAnsi="Microsoft YaHei"/>
+                <w:b/>
+                <w:color w:val="1A1A1A"/>
+                <w:sz w:val="18"/>
+              </w:rPr>
+              <w:t>-1.46%</w:t>
+            </w:r>
+          </w:p>
+        </w:tc>
+        <w:tc>
+          <w:tcPr>
+            <w:tcW w:type="dxa" w:w="2266"/>
+          </w:tcPr>
+          <w:p>
+            <w:pPr>
+              <w:spacing w:before="40" w:after="40" w:line="288" w:lineRule="auto"/>
+            </w:pPr>
+            <w:r/>
+            <w:r>
+              <w:rPr>
+                <w:rFonts w:ascii="Microsoft YaHei" w:hAnsi="Microsoft YaHei"/>
+                <w:sz w:val="18"/>
+              </w:rPr>
+              <w:t>521/1158</w:t>
+            </w:r>
+          </w:p>
+        </w:tc>
+        <w:tc>
+          <w:tcPr>
+            <w:tcW w:type="dxa" w:w="2266"/>
+          </w:tcPr>
+          <w:p>
+            <w:pPr>
+              <w:spacing w:before="40" w:after="40" w:line="288" w:lineRule="auto"/>
+            </w:pPr>
+            <w:r/>
+            <w:r>
+              <w:rPr>
+                <w:rFonts w:ascii="Microsoft YaHei" w:hAnsi="Microsoft YaHei"/>
+                <w:b/>
+                <w:color w:val="1A1A1A"/>
+                <w:sz w:val="18"/>
+              </w:rPr>
+              <w:t>3/52</w:t>
+            </w:r>
+          </w:p>
+        </w:tc>
+      </w:tr>
+      <w:tr>
+        <w:tc>
+          <w:tcPr>
+            <w:tcW w:type="dxa" w:w="2266"/>
+            <w:shd w:fill="F8F9FA" w:val="clear"/>
+          </w:tcPr>
+          <w:p>
+            <w:pPr>
+              <w:spacing w:before="40" w:after="40" w:line="288" w:lineRule="auto"/>
+            </w:pPr>
+            <w:r/>
+            <w:r>
+              <w:rPr>
+                <w:rFonts w:ascii="Microsoft YaHei" w:hAnsi="Microsoft YaHei"/>
+                <w:b/>
+                <w:color w:val="1A1A1A"/>
+                <w:sz w:val="18"/>
+              </w:rPr>
+              <w:t>上海国企改革</w:t>
+            </w:r>
+          </w:p>
+        </w:tc>
+        <w:tc>
+          <w:tcPr>
+            <w:tcW w:type="dxa" w:w="2266"/>
+            <w:shd w:fill="F8F9FA" w:val="clear"/>
+          </w:tcPr>
+          <w:p>
+            <w:pPr>
+              <w:spacing w:before="40" w:after="40" w:line="288" w:lineRule="auto"/>
+            </w:pPr>
+            <w:r/>
+            <w:r>
+              <w:rPr>
+                <w:rFonts w:ascii="Microsoft YaHei" w:hAnsi="Microsoft YaHei"/>
+                <w:b/>
+                <w:color w:val="1A1A1A"/>
+                <w:sz w:val="18"/>
+              </w:rPr>
+              <w:t>-0.20%</w:t>
             </w:r>
           </w:p>
         </w:tc>
@@ -2957,7 +3417,28 @@
                 <w:rFonts w:ascii="Microsoft YaHei" w:hAnsi="Microsoft YaHei"/>
                 <w:sz w:val="18"/>
               </w:rPr>
-              <w:t>中国中免+3.35%、首旅酒店+2.58%</w:t>
+              <w:t>249/1158</w:t>
+            </w:r>
+          </w:p>
+        </w:tc>
+        <w:tc>
+          <w:tcPr>
+            <w:tcW w:type="dxa" w:w="2266"/>
+            <w:shd w:fill="F8F9FA" w:val="clear"/>
+          </w:tcPr>
+          <w:p>
+            <w:pPr>
+              <w:spacing w:before="40" w:after="40" w:line="288" w:lineRule="auto"/>
+            </w:pPr>
+            <w:r/>
+            <w:r>
+              <w:rPr>
+                <w:rFonts w:ascii="Microsoft YaHei" w:hAnsi="Microsoft YaHei"/>
+                <w:b/>
+                <w:color w:val="1A1A1A"/>
+                <w:sz w:val="18"/>
+              </w:rPr>
+              <w:t>3/54</w:t>
             </w:r>
           </w:p>
         </w:tc>
@@ -2995,6 +3476,8 @@
             <w:r>
               <w:rPr>
                 <w:rFonts w:ascii="Microsoft YaHei" w:hAnsi="Microsoft YaHei"/>
+                <w:b/>
+                <w:color w:val="1A1A1A"/>
                 <w:sz w:val="18"/>
               </w:rPr>
               <w:t>-1.47%</w:t>
@@ -3013,11 +3496,9 @@
             <w:r>
               <w:rPr>
                 <w:rFonts w:ascii="Microsoft YaHei" w:hAnsi="Microsoft YaHei"/>
-                <w:b/>
-                <w:color w:val="1A1A1A"/>
                 <w:sz w:val="18"/>
               </w:rPr>
-              <w:t>第7/150</w:t>
+              <w:t>524/1158</w:t>
             </w:r>
           </w:p>
         </w:tc>
@@ -3035,7 +3516,89 @@
                 <w:rFonts w:ascii="Microsoft YaHei" w:hAnsi="Microsoft YaHei"/>
                 <w:sz w:val="18"/>
               </w:rPr>
-              <w:t>*ST中岩+9.85%、绿茵生态+4.70%</w:t>
+              <w:t>7/150</w:t>
+            </w:r>
+          </w:p>
+        </w:tc>
+      </w:tr>
+      <w:tr>
+        <w:tc>
+          <w:tcPr>
+            <w:tcW w:type="dxa" w:w="2266"/>
+            <w:shd w:fill="F8F9FA" w:val="clear"/>
+          </w:tcPr>
+          <w:p>
+            <w:pPr>
+              <w:spacing w:before="40" w:after="40" w:line="288" w:lineRule="auto"/>
+            </w:pPr>
+            <w:r/>
+            <w:r>
+              <w:rPr>
+                <w:rFonts w:ascii="Microsoft YaHei" w:hAnsi="Microsoft YaHei"/>
+                <w:b/>
+                <w:color w:val="1A1A1A"/>
+                <w:sz w:val="18"/>
+              </w:rPr>
+              <w:t>中证500成份股</w:t>
+            </w:r>
+          </w:p>
+        </w:tc>
+        <w:tc>
+          <w:tcPr>
+            <w:tcW w:type="dxa" w:w="2266"/>
+            <w:shd w:fill="F8F9FA" w:val="clear"/>
+          </w:tcPr>
+          <w:p>
+            <w:pPr>
+              <w:spacing w:before="40" w:after="40" w:line="288" w:lineRule="auto"/>
+            </w:pPr>
+            <w:r/>
+            <w:r>
+              <w:rPr>
+                <w:rFonts w:ascii="Microsoft YaHei" w:hAnsi="Microsoft YaHei"/>
+                <w:b/>
+                <w:color w:val="1A1A1A"/>
+                <w:sz w:val="18"/>
+              </w:rPr>
+              <w:t>+0.27%</w:t>
+            </w:r>
+          </w:p>
+        </w:tc>
+        <w:tc>
+          <w:tcPr>
+            <w:tcW w:type="dxa" w:w="2266"/>
+            <w:shd w:fill="F8F9FA" w:val="clear"/>
+          </w:tcPr>
+          <w:p>
+            <w:pPr>
+              <w:spacing w:before="40" w:after="40" w:line="288" w:lineRule="auto"/>
+            </w:pPr>
+            <w:r/>
+            <w:r>
+              <w:rPr>
+                <w:rFonts w:ascii="Microsoft YaHei" w:hAnsi="Microsoft YaHei"/>
+                <w:sz w:val="18"/>
+              </w:rPr>
+              <w:t>190/1158</w:t>
+            </w:r>
+          </w:p>
+        </w:tc>
+        <w:tc>
+          <w:tcPr>
+            <w:tcW w:type="dxa" w:w="2266"/>
+            <w:shd w:fill="F8F9FA" w:val="clear"/>
+          </w:tcPr>
+          <w:p>
+            <w:pPr>
+              <w:spacing w:before="40" w:after="40" w:line="288" w:lineRule="auto"/>
+            </w:pPr>
+            <w:r/>
+            <w:r>
+              <w:rPr>
+                <w:rFonts w:ascii="Microsoft YaHei" w:hAnsi="Microsoft YaHei"/>
+                <w:sz w:val="18"/>
+              </w:rPr>
+              <w:t>120/550</w:t>
             </w:r>
           </w:p>
         </w:tc>
@@ -3049,7 +3612,7 @@
           <w:b/>
           <w:color w:val="1A1A1A"/>
         </w:rPr>
-        <w:t>关键观察</w:t>
+        <w:t>板块关联分析</w:t>
       </w:r>
       <w:r>
         <w:rPr>
@@ -3065,8 +3628,44 @@
       <w:r>
         <w:rPr>
           <w:rFonts w:ascii="Microsoft YaHei" w:hAnsi="Microsoft YaHei"/>
+          <w:b/>
+          <w:color w:val="1A1A1A"/>
         </w:rPr>
-        <w:t xml:space="preserve">尽管消费者服务、酒店餐饮等板块整体微跌（-1%至-1.5%），锦江酒店逆势大涨 </w:t>
+        <w:t>逆板块走强</w:t>
+      </w:r>
+      <w:r>
+        <w:rPr>
+          <w:rFonts w:ascii="Microsoft YaHei" w:hAnsi="Microsoft YaHei"/>
+        </w:rPr>
+        <w:t xml:space="preserve">：尽管 </w:t>
+      </w:r>
+      <w:r>
+        <w:rPr>
+          <w:rFonts w:ascii="Microsoft YaHei" w:hAnsi="Microsoft YaHei"/>
+          <w:b/>
+          <w:color w:val="1A1A1A"/>
+        </w:rPr>
+        <w:t>酒店、餐馆与休闲</w:t>
+      </w:r>
+      <w:r>
+        <w:rPr>
+          <w:rFonts w:ascii="Microsoft YaHei" w:hAnsi="Microsoft YaHei"/>
+        </w:rPr>
+        <w:t xml:space="preserve"> 板块整体下跌 </w:t>
+      </w:r>
+      <w:r>
+        <w:rPr>
+          <w:rFonts w:ascii="Microsoft YaHei" w:hAnsi="Microsoft YaHei"/>
+          <w:b/>
+          <w:color w:val="1A1A1A"/>
+        </w:rPr>
+        <w:t>-1.28%</w:t>
+      </w:r>
+      <w:r>
+        <w:rPr>
+          <w:rFonts w:ascii="Microsoft YaHei" w:hAnsi="Microsoft YaHei"/>
+        </w:rPr>
+        <w:t xml:space="preserve">，但锦江酒店逆势大涨 </w:t>
       </w:r>
       <w:r>
         <w:rPr>
@@ -3080,7 +3679,7 @@
         <w:rPr>
           <w:rFonts w:ascii="Microsoft YaHei" w:hAnsi="Microsoft YaHei"/>
         </w:rPr>
-        <w:t xml:space="preserve">，呈现 </w:t>
+        <w:t xml:space="preserve">，位列板块第 </w:t>
       </w:r>
       <w:r>
         <w:rPr>
@@ -3088,13 +3687,27 @@
           <w:b/>
           <w:color w:val="1A1A1A"/>
         </w:rPr>
-        <w:t>独立强势</w:t>
+        <w:t>2/38</w:t>
       </w:r>
       <w:r>
         <w:rPr>
           <w:rFonts w:ascii="Microsoft YaHei" w:hAnsi="Microsoft YaHei"/>
         </w:rPr>
-        <w:t xml:space="preserve"> 特征。</w:t>
+        <w:t xml:space="preserve"> 位，展现出极强的</w:t>
+      </w:r>
+      <w:r>
+        <w:rPr>
+          <w:rFonts w:ascii="Microsoft YaHei" w:hAnsi="Microsoft YaHei"/>
+          <w:b/>
+          <w:color w:val="1A1A1A"/>
+        </w:rPr>
+        <w:t>个股α属性</w:t>
+      </w:r>
+      <w:r>
+        <w:rPr>
+          <w:rFonts w:ascii="Microsoft YaHei" w:hAnsi="Microsoft YaHei"/>
+        </w:rPr>
+        <w:t>。</w:t>
       </w:r>
     </w:p>
     <w:p>
@@ -3104,8 +3717,96 @@
       <w:r>
         <w:rPr>
           <w:rFonts w:ascii="Microsoft YaHei" w:hAnsi="Microsoft YaHei"/>
+          <w:b/>
+          <w:color w:val="1A1A1A"/>
         </w:rPr>
-        <w:t xml:space="preserve">行业内可比标的 </w:t>
+        <w:t>龙头效应显现</w:t>
+      </w:r>
+      <w:r>
+        <w:rPr>
+          <w:rFonts w:ascii="Microsoft YaHei" w:hAnsi="Microsoft YaHei"/>
+        </w:rPr>
+        <w:t xml:space="preserve">：在 </w:t>
+      </w:r>
+      <w:r>
+        <w:rPr>
+          <w:rFonts w:ascii="Microsoft YaHei" w:hAnsi="Microsoft YaHei"/>
+          <w:b/>
+          <w:color w:val="1A1A1A"/>
+        </w:rPr>
+        <w:t>酒店、度假村与豪华游轮</w:t>
+      </w:r>
+      <w:r>
+        <w:rPr>
+          <w:rFonts w:ascii="Microsoft YaHei" w:hAnsi="Microsoft YaHei"/>
+        </w:rPr>
+        <w:t xml:space="preserve"> 板块中，锦江酒店仅次于中国中免（+3.35%），领先首旅酒店（+2.58%），</w:t>
+      </w:r>
+      <w:r>
+        <w:rPr>
+          <w:rFonts w:ascii="Microsoft YaHei" w:hAnsi="Microsoft YaHei"/>
+          <w:b/>
+          <w:color w:val="1A1A1A"/>
+        </w:rPr>
+        <w:t>行业龙头地位凸显</w:t>
+      </w:r>
+      <w:r>
+        <w:rPr>
+          <w:rFonts w:ascii="Microsoft YaHei" w:hAnsi="Microsoft YaHei"/>
+        </w:rPr>
+        <w:t>。</w:t>
+      </w:r>
+    </w:p>
+    <w:p>
+      <w:pPr>
+        <w:pStyle w:val="ListBullet"/>
+      </w:pPr>
+      <w:r>
+        <w:rPr>
+          <w:rFonts w:ascii="Microsoft YaHei" w:hAnsi="Microsoft YaHei"/>
+          <w:b/>
+          <w:color w:val="1A1A1A"/>
+        </w:rPr>
+        <w:t>上海国企改革概念加分</w:t>
+      </w:r>
+      <w:r>
+        <w:rPr>
+          <w:rFonts w:ascii="Microsoft YaHei" w:hAnsi="Microsoft YaHei"/>
+        </w:rPr>
+        <w:t xml:space="preserve">：板块内排名 </w:t>
+      </w:r>
+      <w:r>
+        <w:rPr>
+          <w:rFonts w:ascii="Microsoft YaHei" w:hAnsi="Microsoft YaHei"/>
+          <w:b/>
+          <w:color w:val="1A1A1A"/>
+        </w:rPr>
+        <w:t>3/54</w:t>
+      </w:r>
+      <w:r>
+        <w:rPr>
+          <w:rFonts w:ascii="Microsoft YaHei" w:hAnsi="Microsoft YaHei"/>
+        </w:rPr>
+        <w:t>，叠加上海本地国企改革预期，为估值提供额外支撑。</w:t>
+      </w:r>
+    </w:p>
+    <w:p>
+      <w:pPr>
+        <w:pStyle w:val="ListBullet"/>
+      </w:pPr>
+      <w:r>
+        <w:rPr>
+          <w:rFonts w:ascii="Microsoft YaHei" w:hAnsi="Microsoft YaHei"/>
+          <w:b/>
+          <w:color w:val="1A1A1A"/>
+        </w:rPr>
+        <w:t>中国中免（+3.35%）</w:t>
+      </w:r>
+      <w:r>
+        <w:rPr>
+          <w:rFonts w:ascii="Microsoft YaHei" w:hAnsi="Microsoft YaHei"/>
+        </w:rPr>
+        <w:t>、</w:t>
       </w:r>
       <w:r>
         <w:rPr>
@@ -3119,7 +3820,48 @@
         <w:rPr>
           <w:rFonts w:ascii="Microsoft YaHei" w:hAnsi="Microsoft YaHei"/>
         </w:rPr>
-        <w:t xml:space="preserve"> 以及 </w:t>
+        <w:t xml:space="preserve"> 等消费服务业龙头同步走强，板块联动性较强，反映大消费板块整体回暖预期。</w:t>
+      </w:r>
+    </w:p>
+    <w:p>
+      <w:pPr>
+        <w:spacing w:before="240" w:after="240"/>
+        <w:pBdr>
+          <w:bottom w:val="single" w:sz="4" w:space="1" w:color="D0D7DE"/>
+        </w:pBdr>
+      </w:pPr>
+    </w:p>
+    <w:p>
+      <w:pPr>
+        <w:spacing w:before="360" w:after="80" w:line="288" w:lineRule="auto"/>
+        <w:pBdr>
+          <w:bottom w:val="single" w:sz="4" w:space="4" w:color="D0D7DE"/>
+        </w:pBdr>
+      </w:pPr>
+      <w:r>
+        <w:rPr>
+          <w:rFonts w:ascii="Microsoft YaHei" w:hAnsi="Microsoft YaHei"/>
+          <w:b/>
+          <w:color w:val="1A1A1A"/>
+          <w:sz w:val="28"/>
+        </w:rPr>
+        <w:t>新闻资讯</w:t>
+      </w:r>
+    </w:p>
+    <w:p>
+      <w:r>
+        <w:rPr>
+          <w:rFonts w:ascii="Microsoft YaHei" w:hAnsi="Microsoft YaHei"/>
+        </w:rPr>
+        <w:t>&gt; 今日午间未检索到直接关联的重大新闻或公告。结合板块表现及个股走势，推测今日上涨可能受以下因素驱动：</w:t>
+      </w:r>
+    </w:p>
+    <w:p>
+      <w:r>
+        <w:rPr>
+          <w:rFonts w:ascii="Microsoft YaHei" w:hAnsi="Microsoft YaHei"/>
+        </w:rPr>
+        <w:t xml:space="preserve">&gt; - </w:t>
       </w:r>
       <w:r>
         <w:rPr>
@@ -3127,13 +3869,21 @@
           <w:b/>
           <w:color w:val="1A1A1A"/>
         </w:rPr>
-        <w:t>中国中免（+3.35%）</w:t>
+        <w:t>消费复苏预期升温</w:t>
       </w:r>
       <w:r>
         <w:rPr>
           <w:rFonts w:ascii="Microsoft YaHei" w:hAnsi="Microsoft YaHei"/>
         </w:rPr>
-        <w:t xml:space="preserve"> 亦同步走强，酒店消费龙头股共振上涨，反映板块内部出现分化——</w:t>
+        <w:t>：旅游概念、消费者服务板块内多只个股表现活跃，市场对假期消费及出行需求回暖抱有期待；</w:t>
+      </w:r>
+    </w:p>
+    <w:p>
+      <w:r>
+        <w:rPr>
+          <w:rFonts w:ascii="Microsoft YaHei" w:hAnsi="Microsoft YaHei"/>
+        </w:rPr>
+        <w:t xml:space="preserve">&gt; - </w:t>
       </w:r>
       <w:r>
         <w:rPr>
@@ -3141,13 +3891,13 @@
           <w:b/>
           <w:color w:val="1A1A1A"/>
         </w:rPr>
-        <w:t>龙头集中效应明显</w:t>
+        <w:t>国企改革概念催化</w:t>
       </w:r>
       <w:r>
         <w:rPr>
           <w:rFonts w:ascii="Microsoft YaHei" w:hAnsi="Microsoft YaHei"/>
         </w:rPr>
-        <w:t>。</w:t>
+        <w:t>：上海国企改革板块整体表现稳定，锦江酒店作为上海国资旗下核心酒店资产平台，持续受益于改革预期。</w:t>
       </w:r>
     </w:p>
     <w:p>
@@ -3176,35 +3926,33 @@
       </w:r>
     </w:p>
     <w:p>
+      <w:pPr>
+        <w:spacing w:before="280" w:after="80" w:line="312" w:lineRule="auto"/>
+      </w:pPr>
+      <w:r>
+        <w:rPr>
+          <w:rFonts w:ascii="Microsoft YaHei" w:hAnsi="Microsoft YaHei"/>
+          <w:b/>
+          <w:color w:val="333333"/>
+          <w:sz w:val="24"/>
+        </w:rPr>
+        <w:t>主力观点总结</w:t>
+      </w:r>
+    </w:p>
+    <w:p>
       <w:r>
         <w:rPr>
           <w:rFonts w:ascii="Microsoft YaHei" w:hAnsi="Microsoft YaHei"/>
           <w:b/>
           <w:color w:val="1A1A1A"/>
         </w:rPr>
-        <w:t>主力观点：偏多</w:t>
-      </w:r>
-    </w:p>
-    <w:p>
-      <w:r>
-        <w:rPr>
-          <w:rFonts w:ascii="Microsoft YaHei" w:hAnsi="Microsoft YaHei"/>
-        </w:rPr>
-        <w:t xml:space="preserve">锦江酒店今日午间呈现 </w:t>
-      </w:r>
-      <w:r>
-        <w:rPr>
-          <w:rFonts w:ascii="Microsoft YaHei" w:hAnsi="Microsoft YaHei"/>
-          <w:b/>
-          <w:color w:val="1A1A1A"/>
-        </w:rPr>
-        <w:t>量价齐升、资金净流入、板块领涨</w:t>
+        <w:t>短期强势，量价配合良好</w:t>
       </w:r>
       <w:r>
         <w:rPr>
           <w:rFonts w:ascii="Microsoft YaHei" w:hAnsi="Microsoft YaHei"/>
         </w:rPr>
-        <w:t xml:space="preserve"> 的多重强势特征，具体来看：</w:t>
+        <w:t>：</w:t>
       </w:r>
     </w:p>
     <w:p>
@@ -3217,13 +3965,69 @@
           <w:b/>
           <w:color w:val="1A1A1A"/>
         </w:rPr>
-        <w:t>量能配合到位</w:t>
+        <w:t>量能确认突破</w:t>
       </w:r>
       <w:r>
         <w:rPr>
           <w:rFonts w:ascii="Microsoft YaHei" w:hAnsi="Microsoft YaHei"/>
         </w:rPr>
-        <w:t>：量比1.48，换手率较昨日全日放大15%，外盘大于内盘，增量资金入场信号清晰。</w:t>
+        <w:t xml:space="preserve">：半日换手率 </w:t>
+      </w:r>
+      <w:r>
+        <w:rPr>
+          <w:rFonts w:ascii="Microsoft YaHei" w:hAnsi="Microsoft YaHei"/>
+          <w:b/>
+          <w:color w:val="1A1A1A"/>
+        </w:rPr>
+        <w:t>2.28%</w:t>
+      </w:r>
+      <w:r>
+        <w:rPr>
+          <w:rFonts w:ascii="Microsoft YaHei" w:hAnsi="Microsoft YaHei"/>
+        </w:rPr>
+        <w:t xml:space="preserve"> 远超昨日全日水平，量比 </w:t>
+      </w:r>
+      <w:r>
+        <w:rPr>
+          <w:rFonts w:ascii="Microsoft YaHei" w:hAnsi="Microsoft YaHei"/>
+          <w:b/>
+          <w:color w:val="1A1A1A"/>
+        </w:rPr>
+        <w:t>1.48</w:t>
+      </w:r>
+      <w:r>
+        <w:rPr>
+          <w:rFonts w:ascii="Microsoft YaHei" w:hAnsi="Microsoft YaHei"/>
+        </w:rPr>
+        <w:t xml:space="preserve">，配合 </w:t>
+      </w:r>
+      <w:r>
+        <w:rPr>
+          <w:rFonts w:ascii="Microsoft YaHei" w:hAnsi="Microsoft YaHei"/>
+          <w:b/>
+          <w:color w:val="1A1A1A"/>
+        </w:rPr>
+        <w:t>+3.15%</w:t>
+      </w:r>
+      <w:r>
+        <w:rPr>
+          <w:rFonts w:ascii="Microsoft YaHei" w:hAnsi="Microsoft YaHei"/>
+        </w:rPr>
+        <w:t xml:space="preserve"> 的涨幅，属于典型的</w:t>
+      </w:r>
+      <w:r>
+        <w:rPr>
+          <w:rFonts w:ascii="Microsoft YaHei" w:hAnsi="Microsoft YaHei"/>
+          <w:b/>
+          <w:color w:val="1A1A1A"/>
+        </w:rPr>
+        <w:t>放量上攻</w:t>
+      </w:r>
+      <w:r>
+        <w:rPr>
+          <w:rFonts w:ascii="Microsoft YaHei" w:hAnsi="Microsoft YaHei"/>
+        </w:rPr>
+        <w:t>形态，信号积极。</w:t>
       </w:r>
     </w:p>
     <w:p>
@@ -3236,13 +4040,13 @@
           <w:b/>
           <w:color w:val="1A1A1A"/>
         </w:rPr>
-        <w:t>资金持续增配</w:t>
+        <w:t>资金结构健康</w:t>
       </w:r>
       <w:r>
         <w:rPr>
           <w:rFonts w:ascii="Microsoft YaHei" w:hAnsi="Microsoft YaHei"/>
         </w:rPr>
-        <w:t xml:space="preserve">：盘中净流入超 </w:t>
+        <w:t xml:space="preserve">：今日半日净流入 </w:t>
       </w:r>
       <w:r>
         <w:rPr>
@@ -3250,13 +4054,13 @@
           <w:b/>
           <w:color w:val="1A1A1A"/>
         </w:rPr>
-        <w:t>2,567万元</w:t>
+        <w:t>3,152 万元</w:t>
       </w:r>
       <w:r>
         <w:rPr>
           <w:rFonts w:ascii="Microsoft YaHei" w:hAnsi="Microsoft YaHei"/>
         </w:rPr>
-        <w:t xml:space="preserve">，且大单与中单连续两日净流入；融资余额连续4天攀升至 </w:t>
+        <w:t>，叠加昨日全尺寸资金（大单、中单、小单）均为净流入，资金从不同层级形成合力，</w:t>
       </w:r>
       <w:r>
         <w:rPr>
@@ -3264,13 +4068,13 @@
           <w:b/>
           <w:color w:val="1A1A1A"/>
         </w:rPr>
-        <w:t>2.33亿元</w:t>
+        <w:t>非单一力量推动</w:t>
       </w:r>
       <w:r>
         <w:rPr>
           <w:rFonts w:ascii="Microsoft YaHei" w:hAnsi="Microsoft YaHei"/>
         </w:rPr>
-        <w:t>，杠杆资金看多态度明确。</w:t>
+        <w:t>，持续性相对可靠。</w:t>
       </w:r>
     </w:p>
     <w:p>
@@ -3283,13 +4087,13 @@
           <w:b/>
           <w:color w:val="1A1A1A"/>
         </w:rPr>
-        <w:t>技术结构健康</w:t>
+        <w:t>技术形态偏多</w:t>
       </w:r>
       <w:r>
         <w:rPr>
           <w:rFonts w:ascii="Microsoft YaHei" w:hAnsi="Microsoft YaHei"/>
         </w:rPr>
-        <w:t>：股价站稳MA10与MA20上方，紧贴MA5运行，布林带内仍有上行空间，短期未现超买风险。</w:t>
+        <w:t>：股价站上 MA5/MA10/MA20 全部短期均线，布林带中轨支撑有效，上行通道完好，短期趋势偏多。</w:t>
       </w:r>
     </w:p>
     <w:p>
@@ -3302,14 +4106,111 @@
           <w:b/>
           <w:color w:val="1A1A1A"/>
         </w:rPr>
-        <w:t>板块龙头效应</w:t>
+        <w:t>板块内领涨地位</w:t>
       </w:r>
       <w:r>
         <w:rPr>
           <w:rFonts w:ascii="Microsoft YaHei" w:hAnsi="Microsoft YaHei"/>
         </w:rPr>
-        <w:t>：在所属消费服务/酒店板块整体偏弱背景下逆势领涨，体现较强的个股α属性。</w:t>
+        <w:t>：在所属酒店板块整体下跌的背景下逆势大涨，说明个股存在独立上涨逻辑，</w:t>
       </w:r>
+      <w:r>
+        <w:rPr>
+          <w:rFonts w:ascii="Microsoft YaHei" w:hAnsi="Microsoft YaHei"/>
+          <w:b/>
+          <w:color w:val="1A1A1A"/>
+        </w:rPr>
+        <w:t>α属性强于β属性</w:t>
+      </w:r>
+      <w:r>
+        <w:rPr>
+          <w:rFonts w:ascii="Microsoft YaHei" w:hAnsi="Microsoft YaHei"/>
+        </w:rPr>
+        <w:t>。</w:t>
+      </w:r>
+    </w:p>
+    <w:p>
+      <w:pPr>
+        <w:spacing w:before="280" w:after="80" w:line="312" w:lineRule="auto"/>
+      </w:pPr>
+      <w:r>
+        <w:rPr>
+          <w:rFonts w:ascii="Microsoft YaHei" w:hAnsi="Microsoft YaHei"/>
+          <w:b/>
+          <w:color w:val="333333"/>
+          <w:sz w:val="24"/>
+        </w:rPr>
+        <w:t>风险提示</w:t>
+      </w:r>
+    </w:p>
+    <w:p>
+      <w:pPr>
+        <w:pStyle w:val="ListBullet"/>
+      </w:pPr>
+      <w:r>
+        <w:rPr>
+          <w:rFonts w:ascii="Microsoft YaHei" w:hAnsi="Microsoft YaHei"/>
+        </w:rPr>
+        <w:t xml:space="preserve">当前价已逼近布林带上轨 </w:t>
+      </w:r>
+      <w:r>
+        <w:rPr>
+          <w:rFonts w:ascii="Microsoft YaHei" w:hAnsi="Microsoft YaHei"/>
+          <w:b/>
+          <w:color w:val="1A1A1A"/>
+        </w:rPr>
+        <w:t>18.81 元</w:t>
+      </w:r>
+      <w:r>
+        <w:rPr>
+          <w:rFonts w:ascii="Microsoft YaHei" w:hAnsi="Microsoft YaHei"/>
+        </w:rPr>
+        <w:t>，午后若继续上攻至该区域，可能面临技术性压制；</w:t>
+      </w:r>
+    </w:p>
+    <w:p>
+      <w:pPr>
+        <w:pStyle w:val="ListBullet"/>
+      </w:pPr>
+      <w:r>
+        <w:rPr>
+          <w:rFonts w:ascii="Microsoft YaHei" w:hAnsi="Microsoft YaHei"/>
+        </w:rPr>
+        <w:t xml:space="preserve">动态市盈率 </w:t>
+      </w:r>
+      <w:r>
+        <w:rPr>
+          <w:rFonts w:ascii="Microsoft YaHei" w:hAnsi="Microsoft YaHei"/>
+          <w:b/>
+          <w:color w:val="1A1A1A"/>
+        </w:rPr>
+        <w:t>35.7 倍</w:t>
+      </w:r>
+      <w:r>
+        <w:rPr>
+          <w:rFonts w:ascii="Microsoft YaHei" w:hAnsi="Microsoft YaHei"/>
+        </w:rPr>
+        <w:t xml:space="preserve"> 相对历史中枢有所抬升，估值修复空间或逐步收窄；</w:t>
+      </w:r>
+    </w:p>
+    <w:p>
+      <w:pPr>
+        <w:pStyle w:val="ListBullet"/>
+      </w:pPr>
+      <w:r>
+        <w:rPr>
+          <w:rFonts w:ascii="Microsoft YaHei" w:hAnsi="Microsoft YaHei"/>
+        </w:rPr>
+        <w:t>未能检索到具体事件驱动（如公告、政策等），需关注午后是否有消息面催化落地。</w:t>
+      </w:r>
+    </w:p>
+    <w:p>
+      <w:pPr>
+        <w:spacing w:before="240" w:after="240"/>
+        <w:pBdr>
+          <w:bottom w:val="single" w:sz="4" w:space="1" w:color="D0D7DE"/>
+        </w:pBdr>
+      </w:pPr>
     </w:p>
     <w:p>
       <w:r>
@@ -3318,57 +4219,13 @@
           <w:b/>
           <w:color w:val="1A1A1A"/>
         </w:rPr>
-        <w:t>风险提示</w:t>
+        <w:t>免责声明</w:t>
       </w:r>
       <w:r>
         <w:rPr>
           <w:rFonts w:ascii="Microsoft YaHei" w:hAnsi="Microsoft YaHei"/>
         </w:rPr>
-        <w:t xml:space="preserve">：动态市盈率 </w:t>
-      </w:r>
-      <w:r>
-        <w:rPr>
-          <w:rFonts w:ascii="Microsoft YaHei" w:hAnsi="Microsoft YaHei"/>
-          <w:b/>
-          <w:color w:val="1A1A1A"/>
-        </w:rPr>
-        <w:t>35.7倍</w:t>
-      </w:r>
-      <w:r>
-        <w:rPr>
-          <w:rFonts w:ascii="Microsoft YaHei" w:hAnsi="Microsoft YaHei"/>
-        </w:rPr>
-        <w:t xml:space="preserve"> 处于行业中位数偏高位置；布林上轨 </w:t>
-      </w:r>
-      <w:r>
-        <w:rPr>
-          <w:rFonts w:ascii="Microsoft YaHei" w:hAnsi="Microsoft YaHei"/>
-          <w:b/>
-          <w:color w:val="1A1A1A"/>
-        </w:rPr>
-        <w:t>18.81元</w:t>
-      </w:r>
-      <w:r>
-        <w:rPr>
-          <w:rFonts w:ascii="Microsoft YaHei" w:hAnsi="Microsoft YaHei"/>
-        </w:rPr>
-        <w:t xml:space="preserve"> 为近期关键压力位，短线追高需注意节奏；午后需关注市场整体成交额能否维持上午的放量水平。</w:t>
-      </w:r>
-    </w:p>
-    <w:p>
-      <w:r>
-        <w:rPr>
-          <w:rFonts w:ascii="Microsoft YaHei" w:hAnsi="Microsoft YaHei"/>
-        </w:rPr>
-        <w:t xml:space="preserve">&gt; </w:t>
-      </w:r>
-      <w:r>
-        <w:rPr>
-          <w:rFonts w:ascii="Microsoft YaHei" w:hAnsi="Microsoft YaHei"/>
-          <w:b/>
-          <w:color w:val="1A1A1A"/>
-        </w:rPr>
-        <w:t>投资有风险，以上分析仅供参考，不构成投资建议。</w:t>
+        <w:t>：以上分析基于公开数据，仅供参考，不构成投资建议。股市有风险，投资需谨慎。</w:t>
       </w:r>
     </w:p>
     <w:sectPr>
